--- a/Project_Docs_D7/Handoff_Package_Manifest.docx
+++ b/Project_Docs_D7/Handoff_Package_Manifest.docx
@@ -2,15 +2,14 @@
 <file path=word/document.xml><?xml version="1.0" encoding="utf-8"?>
 <w:document xmlns:w="http://schemas.openxmlformats.org/wordprocessingml/2006/main" xmlns:m="http://schemas.openxmlformats.org/officeDocument/2006/math" xmlns:r="http://schemas.openxmlformats.org/officeDocument/2006/relationships" xmlns:o="urn:schemas-microsoft-com:office:office" xmlns:v="urn:schemas-microsoft-com:vml" xmlns:w10="urn:schemas-microsoft-com:office:word" xmlns:a="http://schemas.openxmlformats.org/drawingml/2006/main" xmlns:pic="http://schemas.openxmlformats.org/drawingml/2006/picture" xmlns:wp="http://schemas.openxmlformats.org/drawingml/2006/wordprocessingDrawing">
   <w:body>
+    <w:bookmarkStart w:id="21" w:name="handoff-package-manifest"/>
     <w:p>
       <w:pPr>
         <w:pStyle w:val="Heading1"/>
       </w:pPr>
-      <w:bookmarkStart w:id="20" w:name="handoff-package-manifest"/>
       <w:r>
         <w:t xml:space="preserve">Handoff Package Manifest</w:t>
       </w:r>
-      <w:bookmarkEnd w:id="20"/>
     </w:p>
     <w:p>
       <w:pPr>
@@ -19,6 +18,7 @@
       <w:r>
         <w:rPr>
           <w:b/>
+          <w:bCs/>
         </w:rPr>
         <w:t xml:space="preserve">Status date:</w:t>
       </w:r>
@@ -34,6 +34,7 @@
       <w:r>
         <w:rPr>
           <w:b/>
+          <w:bCs/>
         </w:rPr>
         <w:t xml:space="preserve">Project:</w:t>
       </w:r>
@@ -49,6 +50,7 @@
       <w:r>
         <w:rPr>
           <w:b/>
+          <w:bCs/>
         </w:rPr>
         <w:t xml:space="preserve">Team:</w:t>
       </w:r>
@@ -64,13 +66,14 @@
       <w:r>
         <w:rPr>
           <w:b/>
+          <w:bCs/>
         </w:rPr>
         <w:t xml:space="preserve">Live URL:</w:t>
       </w:r>
       <w:r>
         <w:t xml:space="preserve"> </w:t>
       </w:r>
-      <w:hyperlink r:id="rId21">
+      <w:hyperlink r:id="rId9">
         <w:r>
           <w:rPr>
             <w:rStyle w:val="Hyperlink"/>
@@ -84,13 +87,14 @@
       <w:r>
         <w:rPr>
           <w:b/>
+          <w:bCs/>
         </w:rPr>
         <w:t xml:space="preserve">Repository:</w:t>
       </w:r>
       <w:r>
         <w:t xml:space="preserve"> </w:t>
       </w:r>
-      <w:hyperlink r:id="rId22">
+      <w:hyperlink r:id="rId10">
         <w:r>
           <w:rPr>
             <w:rStyle w:val="Hyperlink"/>
@@ -107,11 +111,11 @@
         <w:t xml:space="preserve">This manifest enumerates everything that ships with Deliverable 7. Use it as the receipt for the Brightspace ZIP and the stakeholder handoff email.</w:t>
       </w:r>
     </w:p>
+    <w:bookmarkStart w:id="15" w:name="whats-in-this-folder-project_docs_d7"/>
     <w:p>
       <w:pPr>
         <w:pStyle w:val="Heading2"/>
       </w:pPr>
-      <w:bookmarkStart w:id="23" w:name="whats-in-this-folder-project_docs_d7"/>
       <w:r>
         <w:t xml:space="preserve">What's in this folder (</w:t>
       </w:r>
@@ -124,44 +128,35 @@
       <w:r>
         <w:t xml:space="preserve">)</w:t>
       </w:r>
-      <w:bookmarkEnd w:id="23"/>
     </w:p>
+    <w:bookmarkStart w:id="11" w:name="markdown-sources"/>
     <w:p>
       <w:pPr>
         <w:pStyle w:val="Heading3"/>
       </w:pPr>
-      <w:bookmarkStart w:id="24" w:name="markdown-sources"/>
       <w:r>
         <w:t xml:space="preserve">Markdown sources</w:t>
       </w:r>
-      <w:bookmarkEnd w:id="24"/>
     </w:p>
     <w:tbl>
       <w:tblPr>
         <w:tblStyle w:val="Table"/>
-        <w:tblW w:type="pct" w:w="0.0"/>
-        <w:tblLook w:firstRow="1"/>
+        <w:tblW w:type="auto" w:w="0"/>
+        <w:tblLook w:firstRow="1" w:lastRow="0" w:firstColumn="0" w:lastColumn="0" w:noHBand="0" w:noVBand="0" w:val="0020"/>
       </w:tblPr>
       <w:tblGrid>
-        <w:gridCol w:w="4680"/>
-        <w:gridCol w:w="4680"/>
+        <w:gridCol w:w="3960"/>
+        <w:gridCol w:w="3960"/>
       </w:tblGrid>
-      <w:tblGrid/>
       <w:tr>
         <w:trPr>
-          <w:cnfStyle w:firstRow="1"/>
+          <w:tblHeader w:val="on"/>
         </w:trPr>
         <w:tc>
-          <w:tcPr>
-            <w:tcBorders>
-              <w:bottom w:val="single"/>
-            </w:tcBorders>
-            <w:vAlign w:val="bottom"/>
-          </w:tcPr>
-          <w:p>
-            <w:pPr>
-              <w:pStyle w:val="Compact"/>
-              <w:jc w:val="left"/>
+          <w:tcPr/>
+          <w:p>
+            <w:pPr>
+              <w:pStyle w:val="Compact"/>
             </w:pPr>
             <w:r>
               <w:t xml:space="preserve">File</w:t>
@@ -169,16 +164,10 @@
           </w:p>
         </w:tc>
         <w:tc>
-          <w:tcPr>
-            <w:tcBorders>
-              <w:bottom w:val="single"/>
-            </w:tcBorders>
-            <w:vAlign w:val="bottom"/>
-          </w:tcPr>
-          <w:p>
-            <w:pPr>
-              <w:pStyle w:val="Compact"/>
-              <w:jc w:val="left"/>
+          <w:tcPr/>
+          <w:p>
+            <w:pPr>
+              <w:pStyle w:val="Compact"/>
             </w:pPr>
             <w:r>
               <w:t xml:space="preserve">Purpose</w:t>
@@ -188,10 +177,10 @@
       </w:tr>
       <w:tr>
         <w:tc>
-          <w:p>
-            <w:pPr>
-              <w:pStyle w:val="Compact"/>
-              <w:jc w:val="left"/>
+          <w:tcPr/>
+          <w:p>
+            <w:pPr>
+              <w:pStyle w:val="Compact"/>
             </w:pPr>
             <w:r>
               <w:rPr>
@@ -202,10 +191,10 @@
           </w:p>
         </w:tc>
         <w:tc>
-          <w:p>
-            <w:pPr>
-              <w:pStyle w:val="Compact"/>
-              <w:jc w:val="left"/>
+          <w:tcPr/>
+          <w:p>
+            <w:pPr>
+              <w:pStyle w:val="Compact"/>
             </w:pPr>
             <w:r>
               <w:t xml:space="preserve">One-page quick start: live URL, 5-step run, 5-step deploy, document map.</w:t>
@@ -215,10 +204,10 @@
       </w:tr>
       <w:tr>
         <w:tc>
-          <w:p>
-            <w:pPr>
-              <w:pStyle w:val="Compact"/>
-              <w:jc w:val="left"/>
+          <w:tcPr/>
+          <w:p>
+            <w:pPr>
+              <w:pStyle w:val="Compact"/>
             </w:pPr>
             <w:r>
               <w:rPr>
@@ -229,10 +218,10 @@
           </w:p>
         </w:tc>
         <w:tc>
-          <w:p>
-            <w:pPr>
-              <w:pStyle w:val="Compact"/>
-              <w:jc w:val="left"/>
+          <w:tcPr/>
+          <w:p>
+            <w:pPr>
+              <w:pStyle w:val="Compact"/>
             </w:pPr>
             <w:r>
               <w:t xml:space="preserve">The seven GitHub Actions secrets the deploy workflow needs.</w:t>
@@ -242,10 +231,10 @@
       </w:tr>
       <w:tr>
         <w:tc>
-          <w:p>
-            <w:pPr>
-              <w:pStyle w:val="Compact"/>
-              <w:jc w:val="left"/>
+          <w:tcPr/>
+          <w:p>
+            <w:pPr>
+              <w:pStyle w:val="Compact"/>
             </w:pPr>
             <w:r>
               <w:rPr>
@@ -256,10 +245,10 @@
           </w:p>
         </w:tc>
         <w:tc>
-          <w:p>
-            <w:pPr>
-              <w:pStyle w:val="Compact"/>
-              <w:jc w:val="left"/>
+          <w:tcPr/>
+          <w:p>
+            <w:pPr>
+              <w:pStyle w:val="Compact"/>
             </w:pPr>
             <w:r>
               <w:t xml:space="preserve">Problem, audience, features, architecture/data-flow diagrams, design choices, limits.</w:t>
@@ -269,10 +258,10 @@
       </w:tr>
       <w:tr>
         <w:tc>
-          <w:p>
-            <w:pPr>
-              <w:pStyle w:val="Compact"/>
-              <w:jc w:val="left"/>
+          <w:tcPr/>
+          <w:p>
+            <w:pPr>
+              <w:pStyle w:val="Compact"/>
             </w:pPr>
             <w:r>
               <w:rPr>
@@ -283,10 +272,10 @@
           </w:p>
         </w:tc>
         <w:tc>
-          <w:p>
-            <w:pPr>
-              <w:pStyle w:val="Compact"/>
-              <w:jc w:val="left"/>
+          <w:tcPr/>
+          <w:p>
+            <w:pPr>
+              <w:pStyle w:val="Compact"/>
             </w:pPr>
             <w:r>
               <w:t xml:space="preserve">Prereqs, env vars explained, local run, build, CI, deploy walkthrough, smoke test, rollback.</w:t>
@@ -296,10 +285,10 @@
       </w:tr>
       <w:tr>
         <w:tc>
-          <w:p>
-            <w:pPr>
-              <w:pStyle w:val="Compact"/>
-              <w:jc w:val="left"/>
+          <w:tcPr/>
+          <w:p>
+            <w:pPr>
+              <w:pStyle w:val="Compact"/>
             </w:pPr>
             <w:r>
               <w:rPr>
@@ -310,10 +299,10 @@
           </w:p>
         </w:tc>
         <w:tc>
-          <w:p>
-            <w:pPr>
-              <w:pStyle w:val="Compact"/>
-              <w:jc w:val="left"/>
+          <w:tcPr/>
+          <w:p>
+            <w:pPr>
+              <w:pStyle w:val="Compact"/>
             </w:pPr>
             <w:r>
               <w:t xml:space="preserve">Monitoring, common incidents, backup/restore, key rotation, scaling, expirations, recovery checklist.</w:t>
@@ -323,10 +312,10 @@
       </w:tr>
       <w:tr>
         <w:tc>
-          <w:p>
-            <w:pPr>
-              <w:pStyle w:val="Compact"/>
-              <w:jc w:val="left"/>
+          <w:tcPr/>
+          <w:p>
+            <w:pPr>
+              <w:pStyle w:val="Compact"/>
             </w:pPr>
             <w:r>
               <w:rPr>
@@ -337,10 +326,10 @@
           </w:p>
         </w:tc>
         <w:tc>
-          <w:p>
-            <w:pPr>
-              <w:pStyle w:val="Compact"/>
-              <w:jc w:val="left"/>
+          <w:tcPr/>
+          <w:p>
+            <w:pPr>
+              <w:pStyle w:val="Compact"/>
             </w:pPr>
             <w:r>
               <w:t xml:space="preserve">Input/output file formats, scheduler-state grammar, time-slot index reference, browser localStorage keys, public Dart surface.</w:t>
@@ -350,10 +339,10 @@
       </w:tr>
       <w:tr>
         <w:tc>
-          <w:p>
-            <w:pPr>
-              <w:pStyle w:val="Compact"/>
-              <w:jc w:val="left"/>
+          <w:tcPr/>
+          <w:p>
+            <w:pPr>
+              <w:pStyle w:val="Compact"/>
             </w:pPr>
             <w:r>
               <w:rPr>
@@ -364,10 +353,10 @@
           </w:p>
         </w:tc>
         <w:tc>
-          <w:p>
-            <w:pPr>
-              <w:pStyle w:val="Compact"/>
-              <w:jc w:val="left"/>
+          <w:tcPr/>
+          <w:p>
+            <w:pPr>
+              <w:pStyle w:val="Compact"/>
             </w:pPr>
             <w:r>
               <w:t xml:space="preserve">What's tested (21 files, 90 passing tests on the latest D7 verification run), how to run, manual QA script, known gaps.</w:t>
@@ -377,10 +366,10 @@
       </w:tr>
       <w:tr>
         <w:tc>
-          <w:p>
-            <w:pPr>
-              <w:pStyle w:val="Compact"/>
-              <w:jc w:val="left"/>
+          <w:tcPr/>
+          <w:p>
+            <w:pPr>
+              <w:pStyle w:val="Compact"/>
             </w:pPr>
             <w:r>
               <w:rPr>
@@ -391,10 +380,10 @@
           </w:p>
         </w:tc>
         <w:tc>
-          <w:p>
-            <w:pPr>
-              <w:pStyle w:val="Compact"/>
-              <w:jc w:val="left"/>
+          <w:tcPr/>
+          <w:p>
+            <w:pPr>
+              <w:pStyle w:val="Compact"/>
             </w:pPr>
             <w:r>
               <w:t xml:space="preserve">Threat model, secrets handling, PII in exports, a11y/UX recommendations.</w:t>
@@ -404,10 +393,10 @@
       </w:tr>
       <w:tr>
         <w:tc>
-          <w:p>
-            <w:pPr>
-              <w:pStyle w:val="Compact"/>
-              <w:jc w:val="left"/>
+          <w:tcPr/>
+          <w:p>
+            <w:pPr>
+              <w:pStyle w:val="Compact"/>
             </w:pPr>
             <w:r>
               <w:rPr>
@@ -418,10 +407,10 @@
           </w:p>
         </w:tc>
         <w:tc>
-          <w:p>
-            <w:pPr>
-              <w:pStyle w:val="Compact"/>
-              <w:jc w:val="left"/>
+          <w:tcPr/>
+          <w:p>
+            <w:pPr>
+              <w:pStyle w:val="Compact"/>
             </w:pPr>
             <w:r>
               <w:t xml:space="preserve">Prioritized backlog (P0 handoff → P3 a11y) and known issues.</w:t>
@@ -431,10 +420,10 @@
       </w:tr>
       <w:tr>
         <w:tc>
-          <w:p>
-            <w:pPr>
-              <w:pStyle w:val="Compact"/>
-              <w:jc w:val="left"/>
+          <w:tcPr/>
+          <w:p>
+            <w:pPr>
+              <w:pStyle w:val="Compact"/>
             </w:pPr>
             <w:r>
               <w:rPr>
@@ -445,10 +434,10 @@
           </w:p>
         </w:tc>
         <w:tc>
-          <w:p>
-            <w:pPr>
-              <w:pStyle w:val="Compact"/>
-              <w:jc w:val="left"/>
+          <w:tcPr/>
+          <w:p>
+            <w:pPr>
+              <w:pStyle w:val="Compact"/>
             </w:pPr>
             <w:r>
               <w:t xml:space="preserve">D1–D7 history; how to tag the final release.</w:t>
@@ -458,10 +447,10 @@
       </w:tr>
       <w:tr>
         <w:tc>
-          <w:p>
-            <w:pPr>
-              <w:pStyle w:val="Compact"/>
-              <w:jc w:val="left"/>
+          <w:tcPr/>
+          <w:p>
+            <w:pPr>
+              <w:pStyle w:val="Compact"/>
             </w:pPr>
             <w:r>
               <w:rPr>
@@ -472,10 +461,10 @@
           </w:p>
         </w:tc>
         <w:tc>
-          <w:p>
-            <w:pPr>
-              <w:pStyle w:val="Compact"/>
-              <w:jc w:val="left"/>
+          <w:tcPr/>
+          <w:p>
+            <w:pPr>
+              <w:pStyle w:val="Compact"/>
             </w:pPr>
             <w:r>
               <w:t xml:space="preserve">Shot-by-shot voiceover script, recording checklist, post-production notes.</w:t>
@@ -485,10 +474,10 @@
       </w:tr>
       <w:tr>
         <w:tc>
-          <w:p>
-            <w:pPr>
-              <w:pStyle w:val="Compact"/>
-              <w:jc w:val="left"/>
+          <w:tcPr/>
+          <w:p>
+            <w:pPr>
+              <w:pStyle w:val="Compact"/>
             </w:pPr>
             <w:r>
               <w:rPr>
@@ -499,10 +488,10 @@
           </w:p>
         </w:tc>
         <w:tc>
-          <w:p>
-            <w:pPr>
-              <w:pStyle w:val="Compact"/>
-              <w:jc w:val="left"/>
+          <w:tcPr/>
+          <w:p>
+            <w:pPr>
+              <w:pStyle w:val="Compact"/>
             </w:pPr>
             <w:r>
               <w:t xml:space="preserve">Sign-off worksheet + dated verification log.</w:t>
@@ -512,10 +501,10 @@
       </w:tr>
       <w:tr>
         <w:tc>
-          <w:p>
-            <w:pPr>
-              <w:pStyle w:val="Compact"/>
-              <w:jc w:val="left"/>
+          <w:tcPr/>
+          <w:p>
+            <w:pPr>
+              <w:pStyle w:val="Compact"/>
             </w:pPr>
             <w:r>
               <w:rPr>
@@ -526,10 +515,10 @@
           </w:p>
         </w:tc>
         <w:tc>
-          <w:p>
-            <w:pPr>
-              <w:pStyle w:val="Compact"/>
-              <w:jc w:val="left"/>
+          <w:tcPr/>
+          <w:p>
+            <w:pPr>
+              <w:pStyle w:val="Compact"/>
             </w:pPr>
             <w:r>
               <w:t xml:space="preserve">This file.</w:t>
@@ -539,10 +528,10 @@
       </w:tr>
       <w:tr>
         <w:tc>
-          <w:p>
-            <w:pPr>
-              <w:pStyle w:val="Compact"/>
-              <w:jc w:val="left"/>
+          <w:tcPr/>
+          <w:p>
+            <w:pPr>
+              <w:pStyle w:val="Compact"/>
             </w:pPr>
             <w:r>
               <w:rPr>
@@ -553,10 +542,10 @@
           </w:p>
         </w:tc>
         <w:tc>
-          <w:p>
-            <w:pPr>
-              <w:pStyle w:val="Compact"/>
-              <w:jc w:val="left"/>
+          <w:tcPr/>
+          <w:p>
+            <w:pPr>
+              <w:pStyle w:val="Compact"/>
             </w:pPr>
             <w:r>
               <w:t xml:space="preserve">Cover email template for the stakeholder + cc'd mentor.</w:t>
@@ -565,15 +554,15 @@
         </w:tc>
       </w:tr>
     </w:tbl>
+    <w:bookmarkEnd w:id="11"/>
+    <w:bookmarkStart w:id="12" w:name="X49664d9a70d5ec1d79c3839338e64ac499f0b14"/>
     <w:p>
       <w:pPr>
         <w:pStyle w:val="Heading3"/>
       </w:pPr>
-      <w:bookmarkStart w:id="25" w:name="X49664d9a70d5ec1d79c3839338e64ac499f0b14"/>
       <w:r>
         <w:t xml:space="preserve">Rendered DOCX + PDF (one of each per Markdown doc)</w:t>
       </w:r>
-      <w:bookmarkEnd w:id="25"/>
     </w:p>
     <w:p>
       <w:pPr>
@@ -643,31 +632,24 @@
     <w:tbl>
       <w:tblPr>
         <w:tblStyle w:val="Table"/>
-        <w:tblW w:type="pct" w:w="0.0"/>
-        <w:tblLook w:firstRow="1"/>
+        <w:tblW w:type="auto" w:w="0"/>
+        <w:tblLook w:firstRow="1" w:lastRow="0" w:firstColumn="0" w:lastColumn="0" w:noHBand="0" w:noVBand="0" w:val="0020"/>
       </w:tblPr>
       <w:tblGrid>
-        <w:gridCol w:w="2340"/>
-        <w:gridCol w:w="2340"/>
-        <w:gridCol w:w="2340"/>
-        <w:gridCol w:w="2340"/>
+        <w:gridCol w:w="1980"/>
+        <w:gridCol w:w="1980"/>
+        <w:gridCol w:w="1980"/>
+        <w:gridCol w:w="1980"/>
       </w:tblGrid>
-      <w:tblGrid/>
       <w:tr>
         <w:trPr>
-          <w:cnfStyle w:firstRow="1"/>
+          <w:tblHeader w:val="on"/>
         </w:trPr>
         <w:tc>
-          <w:tcPr>
-            <w:tcBorders>
-              <w:bottom w:val="single"/>
-            </w:tcBorders>
-            <w:vAlign w:val="bottom"/>
-          </w:tcPr>
-          <w:p>
-            <w:pPr>
-              <w:pStyle w:val="Compact"/>
-              <w:jc w:val="left"/>
+          <w:tcPr/>
+          <w:p>
+            <w:pPr>
+              <w:pStyle w:val="Compact"/>
             </w:pPr>
             <w:r>
               <w:t xml:space="preserve">Doc (base name)</w:t>
@@ -675,16 +657,10 @@
           </w:p>
         </w:tc>
         <w:tc>
-          <w:tcPr>
-            <w:tcBorders>
-              <w:bottom w:val="single"/>
-            </w:tcBorders>
-            <w:vAlign w:val="bottom"/>
-          </w:tcPr>
-          <w:p>
-            <w:pPr>
-              <w:pStyle w:val="Compact"/>
-              <w:jc w:val="left"/>
+          <w:tcPr/>
+          <w:p>
+            <w:pPr>
+              <w:pStyle w:val="Compact"/>
             </w:pPr>
             <w:r>
               <w:t xml:space="preserve">Markdown</w:t>
@@ -692,16 +668,10 @@
           </w:p>
         </w:tc>
         <w:tc>
-          <w:tcPr>
-            <w:tcBorders>
-              <w:bottom w:val="single"/>
-            </w:tcBorders>
-            <w:vAlign w:val="bottom"/>
-          </w:tcPr>
-          <w:p>
-            <w:pPr>
-              <w:pStyle w:val="Compact"/>
-              <w:jc w:val="left"/>
+          <w:tcPr/>
+          <w:p>
+            <w:pPr>
+              <w:pStyle w:val="Compact"/>
             </w:pPr>
             <w:r>
               <w:t xml:space="preserve">Word</w:t>
@@ -709,16 +679,10 @@
           </w:p>
         </w:tc>
         <w:tc>
-          <w:tcPr>
-            <w:tcBorders>
-              <w:bottom w:val="single"/>
-            </w:tcBorders>
-            <w:vAlign w:val="bottom"/>
-          </w:tcPr>
-          <w:p>
-            <w:pPr>
-              <w:pStyle w:val="Compact"/>
-              <w:jc w:val="left"/>
+          <w:tcPr/>
+          <w:p>
+            <w:pPr>
+              <w:pStyle w:val="Compact"/>
             </w:pPr>
             <w:r>
               <w:t xml:space="preserve">PDF</w:t>
@@ -728,10 +692,10 @@
       </w:tr>
       <w:tr>
         <w:tc>
-          <w:p>
-            <w:pPr>
-              <w:pStyle w:val="Compact"/>
-              <w:jc w:val="left"/>
+          <w:tcPr/>
+          <w:p>
+            <w:pPr>
+              <w:pStyle w:val="Compact"/>
             </w:pPr>
             <w:r>
               <w:rPr>
@@ -742,10 +706,10 @@
           </w:p>
         </w:tc>
         <w:tc>
-          <w:p>
-            <w:pPr>
-              <w:pStyle w:val="Compact"/>
-              <w:jc w:val="left"/>
+          <w:tcPr/>
+          <w:p>
+            <w:pPr>
+              <w:pStyle w:val="Compact"/>
             </w:pPr>
             <w:r>
               <w:t xml:space="preserve">yes</w:t>
@@ -753,10 +717,10 @@
           </w:p>
         </w:tc>
         <w:tc>
-          <w:p>
-            <w:pPr>
-              <w:pStyle w:val="Compact"/>
-              <w:jc w:val="left"/>
+          <w:tcPr/>
+          <w:p>
+            <w:pPr>
+              <w:pStyle w:val="Compact"/>
             </w:pPr>
             <w:r>
               <w:t xml:space="preserve">yes</w:t>
@@ -764,10 +728,10 @@
           </w:p>
         </w:tc>
         <w:tc>
-          <w:p>
-            <w:pPr>
-              <w:pStyle w:val="Compact"/>
-              <w:jc w:val="left"/>
+          <w:tcPr/>
+          <w:p>
+            <w:pPr>
+              <w:pStyle w:val="Compact"/>
             </w:pPr>
             <w:r>
               <w:t xml:space="preserve">yes</w:t>
@@ -777,10 +741,10 @@
       </w:tr>
       <w:tr>
         <w:tc>
-          <w:p>
-            <w:pPr>
-              <w:pStyle w:val="Compact"/>
-              <w:jc w:val="left"/>
+          <w:tcPr/>
+          <w:p>
+            <w:pPr>
+              <w:pStyle w:val="Compact"/>
             </w:pPr>
             <w:r>
               <w:rPr>
@@ -791,10 +755,10 @@
           </w:p>
         </w:tc>
         <w:tc>
-          <w:p>
-            <w:pPr>
-              <w:pStyle w:val="Compact"/>
-              <w:jc w:val="left"/>
+          <w:tcPr/>
+          <w:p>
+            <w:pPr>
+              <w:pStyle w:val="Compact"/>
             </w:pPr>
             <w:r>
               <w:t xml:space="preserve">yes</w:t>
@@ -802,10 +766,10 @@
           </w:p>
         </w:tc>
         <w:tc>
-          <w:p>
-            <w:pPr>
-              <w:pStyle w:val="Compact"/>
-              <w:jc w:val="left"/>
+          <w:tcPr/>
+          <w:p>
+            <w:pPr>
+              <w:pStyle w:val="Compact"/>
             </w:pPr>
             <w:r>
               <w:t xml:space="preserve">yes</w:t>
@@ -813,10 +777,10 @@
           </w:p>
         </w:tc>
         <w:tc>
-          <w:p>
-            <w:pPr>
-              <w:pStyle w:val="Compact"/>
-              <w:jc w:val="left"/>
+          <w:tcPr/>
+          <w:p>
+            <w:pPr>
+              <w:pStyle w:val="Compact"/>
             </w:pPr>
             <w:r>
               <w:t xml:space="preserve">yes</w:t>
@@ -826,10 +790,10 @@
       </w:tr>
       <w:tr>
         <w:tc>
-          <w:p>
-            <w:pPr>
-              <w:pStyle w:val="Compact"/>
-              <w:jc w:val="left"/>
+          <w:tcPr/>
+          <w:p>
+            <w:pPr>
+              <w:pStyle w:val="Compact"/>
             </w:pPr>
             <w:r>
               <w:rPr>
@@ -840,10 +804,10 @@
           </w:p>
         </w:tc>
         <w:tc>
-          <w:p>
-            <w:pPr>
-              <w:pStyle w:val="Compact"/>
-              <w:jc w:val="left"/>
+          <w:tcPr/>
+          <w:p>
+            <w:pPr>
+              <w:pStyle w:val="Compact"/>
             </w:pPr>
             <w:r>
               <w:t xml:space="preserve">yes</w:t>
@@ -851,10 +815,10 @@
           </w:p>
         </w:tc>
         <w:tc>
-          <w:p>
-            <w:pPr>
-              <w:pStyle w:val="Compact"/>
-              <w:jc w:val="left"/>
+          <w:tcPr/>
+          <w:p>
+            <w:pPr>
+              <w:pStyle w:val="Compact"/>
             </w:pPr>
             <w:r>
               <w:t xml:space="preserve">yes</w:t>
@@ -862,10 +826,10 @@
           </w:p>
         </w:tc>
         <w:tc>
-          <w:p>
-            <w:pPr>
-              <w:pStyle w:val="Compact"/>
-              <w:jc w:val="left"/>
+          <w:tcPr/>
+          <w:p>
+            <w:pPr>
+              <w:pStyle w:val="Compact"/>
             </w:pPr>
             <w:r>
               <w:t xml:space="preserve">yes</w:t>
@@ -875,10 +839,10 @@
       </w:tr>
       <w:tr>
         <w:tc>
-          <w:p>
-            <w:pPr>
-              <w:pStyle w:val="Compact"/>
-              <w:jc w:val="left"/>
+          <w:tcPr/>
+          <w:p>
+            <w:pPr>
+              <w:pStyle w:val="Compact"/>
             </w:pPr>
             <w:r>
               <w:rPr>
@@ -889,10 +853,10 @@
           </w:p>
         </w:tc>
         <w:tc>
-          <w:p>
-            <w:pPr>
-              <w:pStyle w:val="Compact"/>
-              <w:jc w:val="left"/>
+          <w:tcPr/>
+          <w:p>
+            <w:pPr>
+              <w:pStyle w:val="Compact"/>
             </w:pPr>
             <w:r>
               <w:t xml:space="preserve">yes</w:t>
@@ -900,10 +864,10 @@
           </w:p>
         </w:tc>
         <w:tc>
-          <w:p>
-            <w:pPr>
-              <w:pStyle w:val="Compact"/>
-              <w:jc w:val="left"/>
+          <w:tcPr/>
+          <w:p>
+            <w:pPr>
+              <w:pStyle w:val="Compact"/>
             </w:pPr>
             <w:r>
               <w:t xml:space="preserve">yes</w:t>
@@ -911,10 +875,10 @@
           </w:p>
         </w:tc>
         <w:tc>
-          <w:p>
-            <w:pPr>
-              <w:pStyle w:val="Compact"/>
-              <w:jc w:val="left"/>
+          <w:tcPr/>
+          <w:p>
+            <w:pPr>
+              <w:pStyle w:val="Compact"/>
             </w:pPr>
             <w:r>
               <w:t xml:space="preserve">yes</w:t>
@@ -924,10 +888,10 @@
       </w:tr>
       <w:tr>
         <w:tc>
-          <w:p>
-            <w:pPr>
-              <w:pStyle w:val="Compact"/>
-              <w:jc w:val="left"/>
+          <w:tcPr/>
+          <w:p>
+            <w:pPr>
+              <w:pStyle w:val="Compact"/>
             </w:pPr>
             <w:r>
               <w:rPr>
@@ -938,10 +902,10 @@
           </w:p>
         </w:tc>
         <w:tc>
-          <w:p>
-            <w:pPr>
-              <w:pStyle w:val="Compact"/>
-              <w:jc w:val="left"/>
+          <w:tcPr/>
+          <w:p>
+            <w:pPr>
+              <w:pStyle w:val="Compact"/>
             </w:pPr>
             <w:r>
               <w:t xml:space="preserve">yes</w:t>
@@ -949,10 +913,10 @@
           </w:p>
         </w:tc>
         <w:tc>
-          <w:p>
-            <w:pPr>
-              <w:pStyle w:val="Compact"/>
-              <w:jc w:val="left"/>
+          <w:tcPr/>
+          <w:p>
+            <w:pPr>
+              <w:pStyle w:val="Compact"/>
             </w:pPr>
             <w:r>
               <w:t xml:space="preserve">yes</w:t>
@@ -960,10 +924,10 @@
           </w:p>
         </w:tc>
         <w:tc>
-          <w:p>
-            <w:pPr>
-              <w:pStyle w:val="Compact"/>
-              <w:jc w:val="left"/>
+          <w:tcPr/>
+          <w:p>
+            <w:pPr>
+              <w:pStyle w:val="Compact"/>
             </w:pPr>
             <w:r>
               <w:t xml:space="preserve">yes</w:t>
@@ -973,10 +937,10 @@
       </w:tr>
       <w:tr>
         <w:tc>
-          <w:p>
-            <w:pPr>
-              <w:pStyle w:val="Compact"/>
-              <w:jc w:val="left"/>
+          <w:tcPr/>
+          <w:p>
+            <w:pPr>
+              <w:pStyle w:val="Compact"/>
             </w:pPr>
             <w:r>
               <w:rPr>
@@ -987,10 +951,10 @@
           </w:p>
         </w:tc>
         <w:tc>
-          <w:p>
-            <w:pPr>
-              <w:pStyle w:val="Compact"/>
-              <w:jc w:val="left"/>
+          <w:tcPr/>
+          <w:p>
+            <w:pPr>
+              <w:pStyle w:val="Compact"/>
             </w:pPr>
             <w:r>
               <w:t xml:space="preserve">yes</w:t>
@@ -998,10 +962,10 @@
           </w:p>
         </w:tc>
         <w:tc>
-          <w:p>
-            <w:pPr>
-              <w:pStyle w:val="Compact"/>
-              <w:jc w:val="left"/>
+          <w:tcPr/>
+          <w:p>
+            <w:pPr>
+              <w:pStyle w:val="Compact"/>
             </w:pPr>
             <w:r>
               <w:t xml:space="preserve">yes</w:t>
@@ -1009,10 +973,10 @@
           </w:p>
         </w:tc>
         <w:tc>
-          <w:p>
-            <w:pPr>
-              <w:pStyle w:val="Compact"/>
-              <w:jc w:val="left"/>
+          <w:tcPr/>
+          <w:p>
+            <w:pPr>
+              <w:pStyle w:val="Compact"/>
             </w:pPr>
             <w:r>
               <w:t xml:space="preserve">yes</w:t>
@@ -1022,10 +986,10 @@
       </w:tr>
       <w:tr>
         <w:tc>
-          <w:p>
-            <w:pPr>
-              <w:pStyle w:val="Compact"/>
-              <w:jc w:val="left"/>
+          <w:tcPr/>
+          <w:p>
+            <w:pPr>
+              <w:pStyle w:val="Compact"/>
             </w:pPr>
             <w:r>
               <w:rPr>
@@ -1036,10 +1000,10 @@
           </w:p>
         </w:tc>
         <w:tc>
-          <w:p>
-            <w:pPr>
-              <w:pStyle w:val="Compact"/>
-              <w:jc w:val="left"/>
+          <w:tcPr/>
+          <w:p>
+            <w:pPr>
+              <w:pStyle w:val="Compact"/>
             </w:pPr>
             <w:r>
               <w:t xml:space="preserve">yes</w:t>
@@ -1047,10 +1011,10 @@
           </w:p>
         </w:tc>
         <w:tc>
-          <w:p>
-            <w:pPr>
-              <w:pStyle w:val="Compact"/>
-              <w:jc w:val="left"/>
+          <w:tcPr/>
+          <w:p>
+            <w:pPr>
+              <w:pStyle w:val="Compact"/>
             </w:pPr>
             <w:r>
               <w:t xml:space="preserve">yes</w:t>
@@ -1058,10 +1022,10 @@
           </w:p>
         </w:tc>
         <w:tc>
-          <w:p>
-            <w:pPr>
-              <w:pStyle w:val="Compact"/>
-              <w:jc w:val="left"/>
+          <w:tcPr/>
+          <w:p>
+            <w:pPr>
+              <w:pStyle w:val="Compact"/>
             </w:pPr>
             <w:r>
               <w:t xml:space="preserve">yes</w:t>
@@ -1071,10 +1035,10 @@
       </w:tr>
       <w:tr>
         <w:tc>
-          <w:p>
-            <w:pPr>
-              <w:pStyle w:val="Compact"/>
-              <w:jc w:val="left"/>
+          <w:tcPr/>
+          <w:p>
+            <w:pPr>
+              <w:pStyle w:val="Compact"/>
             </w:pPr>
             <w:r>
               <w:rPr>
@@ -1085,10 +1049,10 @@
           </w:p>
         </w:tc>
         <w:tc>
-          <w:p>
-            <w:pPr>
-              <w:pStyle w:val="Compact"/>
-              <w:jc w:val="left"/>
+          <w:tcPr/>
+          <w:p>
+            <w:pPr>
+              <w:pStyle w:val="Compact"/>
             </w:pPr>
             <w:r>
               <w:t xml:space="preserve">yes</w:t>
@@ -1096,10 +1060,10 @@
           </w:p>
         </w:tc>
         <w:tc>
-          <w:p>
-            <w:pPr>
-              <w:pStyle w:val="Compact"/>
-              <w:jc w:val="left"/>
+          <w:tcPr/>
+          <w:p>
+            <w:pPr>
+              <w:pStyle w:val="Compact"/>
             </w:pPr>
             <w:r>
               <w:t xml:space="preserve">yes</w:t>
@@ -1107,10 +1071,10 @@
           </w:p>
         </w:tc>
         <w:tc>
-          <w:p>
-            <w:pPr>
-              <w:pStyle w:val="Compact"/>
-              <w:jc w:val="left"/>
+          <w:tcPr/>
+          <w:p>
+            <w:pPr>
+              <w:pStyle w:val="Compact"/>
             </w:pPr>
             <w:r>
               <w:t xml:space="preserve">yes</w:t>
@@ -1120,10 +1084,10 @@
       </w:tr>
       <w:tr>
         <w:tc>
-          <w:p>
-            <w:pPr>
-              <w:pStyle w:val="Compact"/>
-              <w:jc w:val="left"/>
+          <w:tcPr/>
+          <w:p>
+            <w:pPr>
+              <w:pStyle w:val="Compact"/>
             </w:pPr>
             <w:r>
               <w:rPr>
@@ -1134,10 +1098,10 @@
           </w:p>
         </w:tc>
         <w:tc>
-          <w:p>
-            <w:pPr>
-              <w:pStyle w:val="Compact"/>
-              <w:jc w:val="left"/>
+          <w:tcPr/>
+          <w:p>
+            <w:pPr>
+              <w:pStyle w:val="Compact"/>
             </w:pPr>
             <w:r>
               <w:t xml:space="preserve">yes</w:t>
@@ -1145,10 +1109,10 @@
           </w:p>
         </w:tc>
         <w:tc>
-          <w:p>
-            <w:pPr>
-              <w:pStyle w:val="Compact"/>
-              <w:jc w:val="left"/>
+          <w:tcPr/>
+          <w:p>
+            <w:pPr>
+              <w:pStyle w:val="Compact"/>
             </w:pPr>
             <w:r>
               <w:t xml:space="preserve">yes</w:t>
@@ -1156,10 +1120,10 @@
           </w:p>
         </w:tc>
         <w:tc>
-          <w:p>
-            <w:pPr>
-              <w:pStyle w:val="Compact"/>
-              <w:jc w:val="left"/>
+          <w:tcPr/>
+          <w:p>
+            <w:pPr>
+              <w:pStyle w:val="Compact"/>
             </w:pPr>
             <w:r>
               <w:t xml:space="preserve">yes</w:t>
@@ -1169,10 +1133,10 @@
       </w:tr>
       <w:tr>
         <w:tc>
-          <w:p>
-            <w:pPr>
-              <w:pStyle w:val="Compact"/>
-              <w:jc w:val="left"/>
+          <w:tcPr/>
+          <w:p>
+            <w:pPr>
+              <w:pStyle w:val="Compact"/>
             </w:pPr>
             <w:r>
               <w:rPr>
@@ -1183,10 +1147,10 @@
           </w:p>
         </w:tc>
         <w:tc>
-          <w:p>
-            <w:pPr>
-              <w:pStyle w:val="Compact"/>
-              <w:jc w:val="left"/>
+          <w:tcPr/>
+          <w:p>
+            <w:pPr>
+              <w:pStyle w:val="Compact"/>
             </w:pPr>
             <w:r>
               <w:t xml:space="preserve">yes</w:t>
@@ -1194,10 +1158,10 @@
           </w:p>
         </w:tc>
         <w:tc>
-          <w:p>
-            <w:pPr>
-              <w:pStyle w:val="Compact"/>
-              <w:jc w:val="left"/>
+          <w:tcPr/>
+          <w:p>
+            <w:pPr>
+              <w:pStyle w:val="Compact"/>
             </w:pPr>
             <w:r>
               <w:t xml:space="preserve">yes</w:t>
@@ -1205,10 +1169,10 @@
           </w:p>
         </w:tc>
         <w:tc>
-          <w:p>
-            <w:pPr>
-              <w:pStyle w:val="Compact"/>
-              <w:jc w:val="left"/>
+          <w:tcPr/>
+          <w:p>
+            <w:pPr>
+              <w:pStyle w:val="Compact"/>
             </w:pPr>
             <w:r>
               <w:t xml:space="preserve">yes</w:t>
@@ -1218,10 +1182,10 @@
       </w:tr>
       <w:tr>
         <w:tc>
-          <w:p>
-            <w:pPr>
-              <w:pStyle w:val="Compact"/>
-              <w:jc w:val="left"/>
+          <w:tcPr/>
+          <w:p>
+            <w:pPr>
+              <w:pStyle w:val="Compact"/>
             </w:pPr>
             <w:r>
               <w:rPr>
@@ -1232,10 +1196,10 @@
           </w:p>
         </w:tc>
         <w:tc>
-          <w:p>
-            <w:pPr>
-              <w:pStyle w:val="Compact"/>
-              <w:jc w:val="left"/>
+          <w:tcPr/>
+          <w:p>
+            <w:pPr>
+              <w:pStyle w:val="Compact"/>
             </w:pPr>
             <w:r>
               <w:t xml:space="preserve">yes</w:t>
@@ -1243,10 +1207,10 @@
           </w:p>
         </w:tc>
         <w:tc>
-          <w:p>
-            <w:pPr>
-              <w:pStyle w:val="Compact"/>
-              <w:jc w:val="left"/>
+          <w:tcPr/>
+          <w:p>
+            <w:pPr>
+              <w:pStyle w:val="Compact"/>
             </w:pPr>
             <w:r>
               <w:t xml:space="preserve">yes</w:t>
@@ -1254,10 +1218,10 @@
           </w:p>
         </w:tc>
         <w:tc>
-          <w:p>
-            <w:pPr>
-              <w:pStyle w:val="Compact"/>
-              <w:jc w:val="left"/>
+          <w:tcPr/>
+          <w:p>
+            <w:pPr>
+              <w:pStyle w:val="Compact"/>
             </w:pPr>
             <w:r>
               <w:t xml:space="preserve">yes</w:t>
@@ -1267,10 +1231,10 @@
       </w:tr>
       <w:tr>
         <w:tc>
-          <w:p>
-            <w:pPr>
-              <w:pStyle w:val="Compact"/>
-              <w:jc w:val="left"/>
+          <w:tcPr/>
+          <w:p>
+            <w:pPr>
+              <w:pStyle w:val="Compact"/>
             </w:pPr>
             <w:r>
               <w:rPr>
@@ -1281,10 +1245,10 @@
           </w:p>
         </w:tc>
         <w:tc>
-          <w:p>
-            <w:pPr>
-              <w:pStyle w:val="Compact"/>
-              <w:jc w:val="left"/>
+          <w:tcPr/>
+          <w:p>
+            <w:pPr>
+              <w:pStyle w:val="Compact"/>
             </w:pPr>
             <w:r>
               <w:t xml:space="preserve">yes</w:t>
@@ -1292,10 +1256,10 @@
           </w:p>
         </w:tc>
         <w:tc>
-          <w:p>
-            <w:pPr>
-              <w:pStyle w:val="Compact"/>
-              <w:jc w:val="left"/>
+          <w:tcPr/>
+          <w:p>
+            <w:pPr>
+              <w:pStyle w:val="Compact"/>
             </w:pPr>
             <w:r>
               <w:t xml:space="preserve">yes</w:t>
@@ -1303,10 +1267,10 @@
           </w:p>
         </w:tc>
         <w:tc>
-          <w:p>
-            <w:pPr>
-              <w:pStyle w:val="Compact"/>
-              <w:jc w:val="left"/>
+          <w:tcPr/>
+          <w:p>
+            <w:pPr>
+              <w:pStyle w:val="Compact"/>
             </w:pPr>
             <w:r>
               <w:t xml:space="preserve">yes</w:t>
@@ -1316,10 +1280,10 @@
       </w:tr>
       <w:tr>
         <w:tc>
-          <w:p>
-            <w:pPr>
-              <w:pStyle w:val="Compact"/>
-              <w:jc w:val="left"/>
+          <w:tcPr/>
+          <w:p>
+            <w:pPr>
+              <w:pStyle w:val="Compact"/>
             </w:pPr>
             <w:r>
               <w:rPr>
@@ -1330,10 +1294,10 @@
           </w:p>
         </w:tc>
         <w:tc>
-          <w:p>
-            <w:pPr>
-              <w:pStyle w:val="Compact"/>
-              <w:jc w:val="left"/>
+          <w:tcPr/>
+          <w:p>
+            <w:pPr>
+              <w:pStyle w:val="Compact"/>
             </w:pPr>
             <w:r>
               <w:t xml:space="preserve">yes</w:t>
@@ -1341,10 +1305,10 @@
           </w:p>
         </w:tc>
         <w:tc>
-          <w:p>
-            <w:pPr>
-              <w:pStyle w:val="Compact"/>
-              <w:jc w:val="left"/>
+          <w:tcPr/>
+          <w:p>
+            <w:pPr>
+              <w:pStyle w:val="Compact"/>
             </w:pPr>
             <w:r>
               <w:t xml:space="preserve">yes</w:t>
@@ -1352,10 +1316,10 @@
           </w:p>
         </w:tc>
         <w:tc>
-          <w:p>
-            <w:pPr>
-              <w:pStyle w:val="Compact"/>
-              <w:jc w:val="left"/>
+          <w:tcPr/>
+          <w:p>
+            <w:pPr>
+              <w:pStyle w:val="Compact"/>
             </w:pPr>
             <w:r>
               <w:t xml:space="preserve">yes</w:t>
@@ -1381,42 +1345,35 @@
         <w:t xml:space="preserve">is a config template, not a document, and ships only as a plain text file.</w:t>
       </w:r>
     </w:p>
+    <w:bookmarkEnd w:id="12"/>
+    <w:bookmarkStart w:id="13" w:name="diagrams"/>
     <w:p>
       <w:pPr>
         <w:pStyle w:val="Heading3"/>
       </w:pPr>
-      <w:bookmarkStart w:id="26" w:name="diagrams"/>
       <w:r>
         <w:t xml:space="preserve">Diagrams</w:t>
       </w:r>
-      <w:bookmarkEnd w:id="26"/>
     </w:p>
     <w:tbl>
       <w:tblPr>
         <w:tblStyle w:val="Table"/>
-        <w:tblW w:type="pct" w:w="0.0"/>
-        <w:tblLook w:firstRow="1"/>
+        <w:tblW w:type="auto" w:w="0"/>
+        <w:tblLook w:firstRow="1" w:lastRow="0" w:firstColumn="0" w:lastColumn="0" w:noHBand="0" w:noVBand="0" w:val="0020"/>
       </w:tblPr>
       <w:tblGrid>
-        <w:gridCol w:w="4680"/>
-        <w:gridCol w:w="4680"/>
+        <w:gridCol w:w="3960"/>
+        <w:gridCol w:w="3960"/>
       </w:tblGrid>
-      <w:tblGrid/>
       <w:tr>
         <w:trPr>
-          <w:cnfStyle w:firstRow="1"/>
+          <w:tblHeader w:val="on"/>
         </w:trPr>
         <w:tc>
-          <w:tcPr>
-            <w:tcBorders>
-              <w:bottom w:val="single"/>
-            </w:tcBorders>
-            <w:vAlign w:val="bottom"/>
-          </w:tcPr>
-          <w:p>
-            <w:pPr>
-              <w:pStyle w:val="Compact"/>
-              <w:jc w:val="left"/>
+          <w:tcPr/>
+          <w:p>
+            <w:pPr>
+              <w:pStyle w:val="Compact"/>
             </w:pPr>
             <w:r>
               <w:t xml:space="preserve">File</w:t>
@@ -1424,16 +1381,10 @@
           </w:p>
         </w:tc>
         <w:tc>
-          <w:tcPr>
-            <w:tcBorders>
-              <w:bottom w:val="single"/>
-            </w:tcBorders>
-            <w:vAlign w:val="bottom"/>
-          </w:tcPr>
-          <w:p>
-            <w:pPr>
-              <w:pStyle w:val="Compact"/>
-              <w:jc w:val="left"/>
+          <w:tcPr/>
+          <w:p>
+            <w:pPr>
+              <w:pStyle w:val="Compact"/>
             </w:pPr>
             <w:r>
               <w:t xml:space="preserve">Purpose</w:t>
@@ -1443,10 +1394,10 @@
       </w:tr>
       <w:tr>
         <w:tc>
-          <w:p>
-            <w:pPr>
-              <w:pStyle w:val="Compact"/>
-              <w:jc w:val="left"/>
+          <w:tcPr/>
+          <w:p>
+            <w:pPr>
+              <w:pStyle w:val="Compact"/>
             </w:pPr>
             <w:r>
               <w:rPr>
@@ -1472,10 +1423,10 @@
           </w:p>
         </w:tc>
         <w:tc>
-          <w:p>
-            <w:pPr>
-              <w:pStyle w:val="Compact"/>
-              <w:jc w:val="left"/>
+          <w:tcPr/>
+          <w:p>
+            <w:pPr>
+              <w:pStyle w:val="Compact"/>
             </w:pPr>
             <w:r>
               <w:t xml:space="preserve">System architecture (UI → Facade → Compute → Stores → IO + CI/CD).</w:t>
@@ -1485,10 +1436,10 @@
       </w:tr>
       <w:tr>
         <w:tc>
-          <w:p>
-            <w:pPr>
-              <w:pStyle w:val="Compact"/>
-              <w:jc w:val="left"/>
+          <w:tcPr/>
+          <w:p>
+            <w:pPr>
+              <w:pStyle w:val="Compact"/>
             </w:pPr>
             <w:r>
               <w:rPr>
@@ -1514,10 +1465,10 @@
           </w:p>
         </w:tc>
         <w:tc>
-          <w:p>
-            <w:pPr>
-              <w:pStyle w:val="Compact"/>
-              <w:jc w:val="left"/>
+          <w:tcPr/>
+          <w:p>
+            <w:pPr>
+              <w:pStyle w:val="Compact"/>
             </w:pPr>
             <w:r>
               <w:t xml:space="preserve">Data flow from input files through the pipeline to the export actions + bundled save.</w:t>
@@ -1527,10 +1478,10 @@
       </w:tr>
       <w:tr>
         <w:tc>
-          <w:p>
-            <w:pPr>
-              <w:pStyle w:val="Compact"/>
-              <w:jc w:val="left"/>
+          <w:tcPr/>
+          <w:p>
+            <w:pPr>
+              <w:pStyle w:val="Compact"/>
             </w:pPr>
             <w:r>
               <w:rPr>
@@ -1556,10 +1507,10 @@
           </w:p>
         </w:tc>
         <w:tc>
-          <w:p>
-            <w:pPr>
-              <w:pStyle w:val="Compact"/>
-              <w:jc w:val="left"/>
+          <w:tcPr/>
+          <w:p>
+            <w:pPr>
+              <w:pStyle w:val="Compact"/>
             </w:pPr>
             <w:r>
               <w:rPr>
@@ -1577,42 +1528,35 @@
         </w:tc>
       </w:tr>
     </w:tbl>
+    <w:bookmarkEnd w:id="13"/>
+    <w:bookmarkStart w:id="14" w:name="demo-video"/>
     <w:p>
       <w:pPr>
         <w:pStyle w:val="Heading3"/>
       </w:pPr>
-      <w:bookmarkStart w:id="27" w:name="demo-video"/>
       <w:r>
         <w:t xml:space="preserve">Demo video</w:t>
       </w:r>
-      <w:bookmarkEnd w:id="27"/>
     </w:p>
     <w:tbl>
       <w:tblPr>
         <w:tblStyle w:val="Table"/>
-        <w:tblW w:type="pct" w:w="0.0"/>
-        <w:tblLook w:firstRow="1"/>
+        <w:tblW w:type="auto" w:w="0"/>
+        <w:tblLook w:firstRow="1" w:lastRow="0" w:firstColumn="0" w:lastColumn="0" w:noHBand="0" w:noVBand="0" w:val="0020"/>
       </w:tblPr>
       <w:tblGrid>
-        <w:gridCol w:w="4680"/>
-        <w:gridCol w:w="4680"/>
+        <w:gridCol w:w="3960"/>
+        <w:gridCol w:w="3960"/>
       </w:tblGrid>
-      <w:tblGrid/>
       <w:tr>
         <w:trPr>
-          <w:cnfStyle w:firstRow="1"/>
+          <w:tblHeader w:val="on"/>
         </w:trPr>
         <w:tc>
-          <w:tcPr>
-            <w:tcBorders>
-              <w:bottom w:val="single"/>
-            </w:tcBorders>
-            <w:vAlign w:val="bottom"/>
-          </w:tcPr>
-          <w:p>
-            <w:pPr>
-              <w:pStyle w:val="Compact"/>
-              <w:jc w:val="left"/>
+          <w:tcPr/>
+          <w:p>
+            <w:pPr>
+              <w:pStyle w:val="Compact"/>
             </w:pPr>
             <w:r>
               <w:t xml:space="preserve">File</w:t>
@@ -1620,16 +1564,10 @@
           </w:p>
         </w:tc>
         <w:tc>
-          <w:tcPr>
-            <w:tcBorders>
-              <w:bottom w:val="single"/>
-            </w:tcBorders>
-            <w:vAlign w:val="bottom"/>
-          </w:tcPr>
-          <w:p>
-            <w:pPr>
-              <w:pStyle w:val="Compact"/>
-              <w:jc w:val="left"/>
+          <w:tcPr/>
+          <w:p>
+            <w:pPr>
+              <w:pStyle w:val="Compact"/>
             </w:pPr>
             <w:r>
               <w:t xml:space="preserve">Status</w:t>
@@ -1639,10 +1577,10 @@
       </w:tr>
       <w:tr>
         <w:tc>
-          <w:p>
-            <w:pPr>
-              <w:pStyle w:val="Compact"/>
-              <w:jc w:val="left"/>
+          <w:tcPr/>
+          <w:p>
+            <w:pPr>
+              <w:pStyle w:val="Compact"/>
             </w:pPr>
             <w:r>
               <w:rPr>
@@ -1659,10 +1597,10 @@
           </w:p>
         </w:tc>
         <w:tc>
-          <w:p>
-            <w:pPr>
-              <w:pStyle w:val="Compact"/>
-              <w:jc w:val="left"/>
+          <w:tcPr/>
+          <w:p>
+            <w:pPr>
+              <w:pStyle w:val="Compact"/>
             </w:pPr>
             <w:r>
               <w:t xml:space="preserve">Pending — recording workflow in</w:t>
@@ -1683,15 +1621,17 @@
         </w:tc>
       </w:tr>
     </w:tbl>
+    <w:bookmarkEnd w:id="14"/>
+    <w:bookmarkEnd w:id="15"/>
+    <w:bookmarkStart w:id="16" w:name="X9dd67509ea5befa0cd2e8d5d472bd43ecabdf39"/>
     <w:p>
       <w:pPr>
         <w:pStyle w:val="Heading2"/>
       </w:pPr>
-      <w:bookmarkStart w:id="28" w:name="X9dd67509ea5befa0cd2e8d5d472bd43ecabdf39"/>
       <w:r>
         <w:t xml:space="preserve">What's in the source repository (</w:t>
       </w:r>
-      <w:hyperlink r:id="rId22">
+      <w:hyperlink r:id="rId10">
         <w:r>
           <w:rPr>
             <w:rStyle w:val="Hyperlink"/>
@@ -1702,34 +1642,26 @@
       <w:r>
         <w:t xml:space="preserve">)</w:t>
       </w:r>
-      <w:bookmarkEnd w:id="28"/>
     </w:p>
     <w:tbl>
       <w:tblPr>
         <w:tblStyle w:val="Table"/>
-        <w:tblW w:type="pct" w:w="0.0"/>
-        <w:tblLook w:firstRow="1"/>
+        <w:tblW w:type="auto" w:w="0"/>
+        <w:tblLook w:firstRow="1" w:lastRow="0" w:firstColumn="0" w:lastColumn="0" w:noHBand="0" w:noVBand="0" w:val="0020"/>
       </w:tblPr>
       <w:tblGrid>
-        <w:gridCol w:w="4680"/>
-        <w:gridCol w:w="4680"/>
+        <w:gridCol w:w="3960"/>
+        <w:gridCol w:w="3960"/>
       </w:tblGrid>
-      <w:tblGrid/>
       <w:tr>
         <w:trPr>
-          <w:cnfStyle w:firstRow="1"/>
+          <w:tblHeader w:val="on"/>
         </w:trPr>
         <w:tc>
-          <w:tcPr>
-            <w:tcBorders>
-              <w:bottom w:val="single"/>
-            </w:tcBorders>
-            <w:vAlign w:val="bottom"/>
-          </w:tcPr>
-          <w:p>
-            <w:pPr>
-              <w:pStyle w:val="Compact"/>
-              <w:jc w:val="left"/>
+          <w:tcPr/>
+          <w:p>
+            <w:pPr>
+              <w:pStyle w:val="Compact"/>
             </w:pPr>
             <w:r>
               <w:t xml:space="preserve">Path</w:t>
@@ -1737,16 +1669,10 @@
           </w:p>
         </w:tc>
         <w:tc>
-          <w:tcPr>
-            <w:tcBorders>
-              <w:bottom w:val="single"/>
-            </w:tcBorders>
-            <w:vAlign w:val="bottom"/>
-          </w:tcPr>
-          <w:p>
-            <w:pPr>
-              <w:pStyle w:val="Compact"/>
-              <w:jc w:val="left"/>
+          <w:tcPr/>
+          <w:p>
+            <w:pPr>
+              <w:pStyle w:val="Compact"/>
             </w:pPr>
             <w:r>
               <w:t xml:space="preserve">Notes</w:t>
@@ -1756,10 +1682,10 @@
       </w:tr>
       <w:tr>
         <w:tc>
-          <w:p>
-            <w:pPr>
-              <w:pStyle w:val="Compact"/>
-              <w:jc w:val="left"/>
+          <w:tcPr/>
+          <w:p>
+            <w:pPr>
+              <w:pStyle w:val="Compact"/>
             </w:pPr>
             <w:r>
               <w:rPr>
@@ -1770,10 +1696,10 @@
           </w:p>
         </w:tc>
         <w:tc>
-          <w:p>
-            <w:pPr>
-              <w:pStyle w:val="Compact"/>
-              <w:jc w:val="left"/>
+          <w:tcPr/>
+          <w:p>
+            <w:pPr>
+              <w:pStyle w:val="Compact"/>
             </w:pPr>
             <w:r>
               <w:t xml:space="preserve">Application code (~5,800 Dart LOC across compute/model/store/io/widgets).</w:t>
@@ -1783,10 +1709,10 @@
       </w:tr>
       <w:tr>
         <w:tc>
-          <w:p>
-            <w:pPr>
-              <w:pStyle w:val="Compact"/>
-              <w:jc w:val="left"/>
+          <w:tcPr/>
+          <w:p>
+            <w:pPr>
+              <w:pStyle w:val="Compact"/>
             </w:pPr>
             <w:r>
               <w:rPr>
@@ -1797,10 +1723,10 @@
           </w:p>
         </w:tc>
         <w:tc>
-          <w:p>
-            <w:pPr>
-              <w:pStyle w:val="Compact"/>
-              <w:jc w:val="left"/>
+          <w:tcPr/>
+          <w:p>
+            <w:pPr>
+              <w:pStyle w:val="Compact"/>
             </w:pPr>
             <w:r>
               <w:t xml:space="preserve">21 Dart test files (+</w:t>
@@ -1834,10 +1760,10 @@
       </w:tr>
       <w:tr>
         <w:tc>
-          <w:p>
-            <w:pPr>
-              <w:pStyle w:val="Compact"/>
-              <w:jc w:val="left"/>
+          <w:tcPr/>
+          <w:p>
+            <w:pPr>
+              <w:pStyle w:val="Compact"/>
             </w:pPr>
             <w:r>
               <w:rPr>
@@ -1848,10 +1774,10 @@
           </w:p>
         </w:tc>
         <w:tc>
-          <w:p>
-            <w:pPr>
-              <w:pStyle w:val="Compact"/>
-              <w:jc w:val="left"/>
+          <w:tcPr/>
+          <w:p>
+            <w:pPr>
+              <w:pStyle w:val="Compact"/>
             </w:pPr>
             <w:r>
               <w:t xml:space="preserve">CI: gating + analyze + test on PR/push to</w:t>
@@ -1873,10 +1799,10 @@
       </w:tr>
       <w:tr>
         <w:tc>
-          <w:p>
-            <w:pPr>
-              <w:pStyle w:val="Compact"/>
-              <w:jc w:val="left"/>
+          <w:tcPr/>
+          <w:p>
+            <w:pPr>
+              <w:pStyle w:val="Compact"/>
             </w:pPr>
             <w:r>
               <w:rPr>
@@ -1887,10 +1813,10 @@
           </w:p>
         </w:tc>
         <w:tc>
-          <w:p>
-            <w:pPr>
-              <w:pStyle w:val="Compact"/>
-              <w:jc w:val="left"/>
+          <w:tcPr/>
+          <w:p>
+            <w:pPr>
+              <w:pStyle w:val="Compact"/>
             </w:pPr>
             <w:r>
               <w:t xml:space="preserve">CD: builds web → SCP to</w:t>
@@ -1915,10 +1841,10 @@
       </w:tr>
       <w:tr>
         <w:tc>
-          <w:p>
-            <w:pPr>
-              <w:pStyle w:val="Compact"/>
-              <w:jc w:val="left"/>
+          <w:tcPr/>
+          <w:p>
+            <w:pPr>
+              <w:pStyle w:val="Compact"/>
             </w:pPr>
             <w:r>
               <w:rPr>
@@ -1929,10 +1855,10 @@
           </w:p>
         </w:tc>
         <w:tc>
-          <w:p>
-            <w:pPr>
-              <w:pStyle w:val="Compact"/>
-              <w:jc w:val="left"/>
+          <w:tcPr/>
+          <w:p>
+            <w:pPr>
+              <w:pStyle w:val="Compact"/>
             </w:pPr>
             <w:r>
               <w:t xml:space="preserve">Static guard against</w:t>
@@ -1957,10 +1883,10 @@
       </w:tr>
       <w:tr>
         <w:tc>
-          <w:p>
-            <w:pPr>
-              <w:pStyle w:val="Compact"/>
-              <w:jc w:val="left"/>
+          <w:tcPr/>
+          <w:p>
+            <w:pPr>
+              <w:pStyle w:val="Compact"/>
             </w:pPr>
             <w:r>
               <w:rPr>
@@ -1983,10 +1909,10 @@
           </w:p>
         </w:tc>
         <w:tc>
-          <w:p>
-            <w:pPr>
-              <w:pStyle w:val="Compact"/>
-              <w:jc w:val="left"/>
+          <w:tcPr/>
+          <w:p>
+            <w:pPr>
+              <w:pStyle w:val="Compact"/>
             </w:pPr>
             <w:r>
               <w:t xml:space="preserve">Dependency manifests; pinned to Flutter 3.41.0 stable.</w:t>
@@ -1996,10 +1922,10 @@
       </w:tr>
       <w:tr>
         <w:tc>
-          <w:p>
-            <w:pPr>
-              <w:pStyle w:val="Compact"/>
-              <w:jc w:val="left"/>
+          <w:tcPr/>
+          <w:p>
+            <w:pPr>
+              <w:pStyle w:val="Compact"/>
             </w:pPr>
             <w:r>
               <w:rPr>
@@ -2010,10 +1936,10 @@
           </w:p>
         </w:tc>
         <w:tc>
-          <w:p>
-            <w:pPr>
-              <w:pStyle w:val="Compact"/>
-              <w:jc w:val="left"/>
+          <w:tcPr/>
+          <w:p>
+            <w:pPr>
+              <w:pStyle w:val="Compact"/>
             </w:pPr>
             <w:r>
               <w:t xml:space="preserve">Lints (Flutter recommended set +</w:t>
@@ -2035,10 +1961,10 @@
       </w:tr>
       <w:tr>
         <w:tc>
-          <w:p>
-            <w:pPr>
-              <w:pStyle w:val="Compact"/>
-              <w:jc w:val="left"/>
+          <w:tcPr/>
+          <w:p>
+            <w:pPr>
+              <w:pStyle w:val="Compact"/>
             </w:pPr>
             <w:r>
               <w:rPr>
@@ -2049,10 +1975,10 @@
           </w:p>
         </w:tc>
         <w:tc>
-          <w:p>
-            <w:pPr>
-              <w:pStyle w:val="Compact"/>
-              <w:jc w:val="left"/>
+          <w:tcPr/>
+          <w:p>
+            <w:pPr>
+              <w:pStyle w:val="Compact"/>
             </w:pPr>
             <w:r>
               <w:t xml:space="preserve">End-user-visible behavior changes vs. the previous desktop app.</w:t>
@@ -2062,10 +1988,10 @@
       </w:tr>
       <w:tr>
         <w:tc>
-          <w:p>
-            <w:pPr>
-              <w:pStyle w:val="Compact"/>
-              <w:jc w:val="left"/>
+          <w:tcPr/>
+          <w:p>
+            <w:pPr>
+              <w:pStyle w:val="Compact"/>
             </w:pPr>
             <w:r>
               <w:rPr>
@@ -2076,10 +2002,10 @@
           </w:p>
         </w:tc>
         <w:tc>
-          <w:p>
-            <w:pPr>
-              <w:pStyle w:val="Compact"/>
-              <w:jc w:val="left"/>
+          <w:tcPr/>
+          <w:p>
+            <w:pPr>
+              <w:pStyle w:val="Compact"/>
             </w:pPr>
             <w:r>
               <w:t xml:space="preserve">Top-level repo readme; points at</w:t>
@@ -2101,10 +2027,10 @@
       </w:tr>
       <w:tr>
         <w:tc>
-          <w:p>
-            <w:pPr>
-              <w:pStyle w:val="Compact"/>
-              <w:jc w:val="left"/>
+          <w:tcPr/>
+          <w:p>
+            <w:pPr>
+              <w:pStyle w:val="Compact"/>
             </w:pPr>
             <w:r>
               <w:rPr>
@@ -2115,10 +2041,10 @@
           </w:p>
         </w:tc>
         <w:tc>
-          <w:p>
-            <w:pPr>
-              <w:pStyle w:val="Compact"/>
-              <w:jc w:val="left"/>
+          <w:tcPr/>
+          <w:p>
+            <w:pPr>
+              <w:pStyle w:val="Compact"/>
             </w:pPr>
             <w:r>
               <w:t xml:space="preserve">Earlier-deliverable working notes (</w:t>
@@ -2149,10 +2075,10 @@
       </w:tr>
       <w:tr>
         <w:tc>
-          <w:p>
-            <w:pPr>
-              <w:pStyle w:val="Compact"/>
-              <w:jc w:val="left"/>
+          <w:tcPr/>
+          <w:p>
+            <w:pPr>
+              <w:pStyle w:val="Compact"/>
             </w:pPr>
             <w:r>
               <w:rPr>
@@ -2163,10 +2089,10 @@
           </w:p>
         </w:tc>
         <w:tc>
-          <w:p>
-            <w:pPr>
-              <w:pStyle w:val="Compact"/>
-              <w:jc w:val="left"/>
+          <w:tcPr/>
+          <w:p>
+            <w:pPr>
+              <w:pStyle w:val="Compact"/>
             </w:pPr>
             <w:r>
               <w:t xml:space="preserve">This handoff folder.</w:t>
@@ -2175,15 +2101,15 @@
         </w:tc>
       </w:tr>
     </w:tbl>
+    <w:bookmarkEnd w:id="16"/>
+    <w:bookmarkStart w:id="17" w:name="whats-in-the-brightspace-submission"/>
     <w:p>
       <w:pPr>
         <w:pStyle w:val="Heading2"/>
       </w:pPr>
-      <w:bookmarkStart w:id="29" w:name="whats-in-the-brightspace-submission"/>
       <w:r>
         <w:t xml:space="preserve">What's in the Brightspace submission</w:t>
       </w:r>
-      <w:bookmarkEnd w:id="29"/>
     </w:p>
     <w:p>
       <w:pPr>
@@ -2195,11 +2121,11 @@
     </w:p>
     <w:p>
       <w:pPr>
+        <w:pStyle w:val="Compact"/>
         <w:numPr>
           <w:ilvl w:val="0"/>
           <w:numId w:val="1001"/>
         </w:numPr>
-        <w:pStyle w:val="Compact"/>
       </w:pPr>
       <w:r>
         <w:rPr>
@@ -2216,11 +2142,11 @@
     </w:p>
     <w:p>
       <w:pPr>
+        <w:pStyle w:val="Compact"/>
         <w:numPr>
           <w:ilvl w:val="0"/>
           <w:numId w:val="1001"/>
         </w:numPr>
-        <w:pStyle w:val="Compact"/>
       </w:pPr>
       <w:r>
         <w:rPr>
@@ -2237,11 +2163,11 @@
     </w:p>
     <w:p>
       <w:pPr>
+        <w:pStyle w:val="Compact"/>
         <w:numPr>
           <w:ilvl w:val="0"/>
           <w:numId w:val="1001"/>
         </w:numPr>
-        <w:pStyle w:val="Compact"/>
       </w:pPr>
       <w:r>
         <w:t xml:space="preserve">The repo URL:</w:t>
@@ -2249,7 +2175,7 @@
       <w:r>
         <w:t xml:space="preserve"> </w:t>
       </w:r>
-      <w:hyperlink r:id="rId22">
+      <w:hyperlink r:id="rId10">
         <w:r>
           <w:rPr>
             <w:rStyle w:val="Hyperlink"/>
@@ -2263,11 +2189,11 @@
     </w:p>
     <w:p>
       <w:pPr>
+        <w:pStyle w:val="Compact"/>
         <w:numPr>
           <w:ilvl w:val="0"/>
           <w:numId w:val="1001"/>
         </w:numPr>
-        <w:pStyle w:val="Compact"/>
       </w:pPr>
       <w:r>
         <w:t xml:space="preserve">The completed checklist (</w:t>
@@ -2315,11 +2241,12 @@
         <w:t xml:space="preserve">rows).</w:t>
       </w:r>
     </w:p>
+    <w:bookmarkEnd w:id="17"/>
+    <w:bookmarkStart w:id="18" w:name="Xc31426034ee0d42cecd0bebdfff04fccd004e63"/>
     <w:p>
       <w:pPr>
         <w:pStyle w:val="Heading2"/>
       </w:pPr>
-      <w:bookmarkStart w:id="30" w:name="Xc31426034ee0d42cecd0bebdfff04fccd004e63"/>
       <w:r>
         <w:t xml:space="preserve">What's</w:t>
       </w:r>
@@ -2329,6 +2256,7 @@
       <w:r>
         <w:rPr>
           <w:i/>
+          <w:iCs/>
         </w:rPr>
         <w:t xml:space="preserve">not</w:t>
       </w:r>
@@ -2338,7 +2266,6 @@
       <w:r>
         <w:t xml:space="preserve">in the repository (handed off separately and securely)</w:t>
       </w:r>
-      <w:bookmarkEnd w:id="30"/>
     </w:p>
     <w:p>
       <w:pPr>
@@ -2350,11 +2277,11 @@
     </w:p>
     <w:p>
       <w:pPr>
+        <w:pStyle w:val="Compact"/>
         <w:numPr>
           <w:ilvl w:val="0"/>
           <w:numId w:val="1002"/>
         </w:numPr>
-        <w:pStyle w:val="Compact"/>
       </w:pPr>
       <w:r>
         <w:t xml:space="preserve">Real</w:t>
@@ -2392,11 +2319,11 @@
     </w:p>
     <w:p>
       <w:pPr>
+        <w:pStyle w:val="Compact"/>
         <w:numPr>
           <w:ilvl w:val="0"/>
           <w:numId w:val="1002"/>
         </w:numPr>
-        <w:pStyle w:val="Compact"/>
       </w:pPr>
       <w:r>
         <w:t xml:space="preserve">Real</w:t>
@@ -2419,11 +2346,11 @@
     </w:p>
     <w:p>
       <w:pPr>
+        <w:pStyle w:val="Compact"/>
         <w:numPr>
           <w:ilvl w:val="0"/>
           <w:numId w:val="1002"/>
         </w:numPr>
-        <w:pStyle w:val="Compact"/>
       </w:pPr>
       <w:r>
         <w:t xml:space="preserve">The deploy IAM user's console login + recovery codes (if applicable).</w:t>
@@ -2431,11 +2358,11 @@
     </w:p>
     <w:p>
       <w:pPr>
+        <w:pStyle w:val="Compact"/>
         <w:numPr>
           <w:ilvl w:val="0"/>
           <w:numId w:val="1002"/>
         </w:numPr>
-        <w:pStyle w:val="Compact"/>
       </w:pPr>
       <w:r>
         <w:t xml:space="preserve">Any SSH config files that include the EC2 host alias on a developer's machine.</w:t>
@@ -2443,25 +2370,25 @@
     </w:p>
     <w:p>
       <w:pPr>
+        <w:pStyle w:val="Compact"/>
         <w:numPr>
           <w:ilvl w:val="0"/>
           <w:numId w:val="1002"/>
         </w:numPr>
-        <w:pStyle w:val="Compact"/>
       </w:pPr>
       <w:r>
         <w:t xml:space="preserve">Any Omnilore production member data ever used for live testing.</w:t>
       </w:r>
     </w:p>
+    <w:bookmarkEnd w:id="18"/>
+    <w:bookmarkStart w:id="19" w:name="final-tag-plan"/>
     <w:p>
       <w:pPr>
         <w:pStyle w:val="Heading2"/>
       </w:pPr>
-      <w:bookmarkStart w:id="31" w:name="final-tag-plan"/>
       <w:r>
         <w:t xml:space="preserve">Final-tag plan</w:t>
       </w:r>
-      <w:bookmarkEnd w:id="31"/>
     </w:p>
     <w:p>
       <w:pPr>
@@ -2485,7 +2412,31 @@
         <w:rPr>
           <w:rStyle w:val="NormalTok"/>
         </w:rPr>
-        <w:t xml:space="preserve"> tag -a d7-final-handoff -m </w:t>
+        <w:t xml:space="preserve"> tag </w:t>
+      </w:r>
+      <w:r>
+        <w:rPr>
+          <w:rStyle w:val="AttributeTok"/>
+        </w:rPr>
+        <w:t xml:space="preserve">-a</w:t>
+      </w:r>
+      <w:r>
+        <w:rPr>
+          <w:rStyle w:val="NormalTok"/>
+        </w:rPr>
+        <w:t xml:space="preserve"> d7-final-handoff </w:t>
+      </w:r>
+      <w:r>
+        <w:rPr>
+          <w:rStyle w:val="AttributeTok"/>
+        </w:rPr>
+        <w:t xml:space="preserve">-m</w:t>
+      </w:r>
+      <w:r>
+        <w:rPr>
+          <w:rStyle w:val="NormalTok"/>
+        </w:rPr>
+        <w:t xml:space="preserve"> </w:t>
       </w:r>
       <w:r>
         <w:rPr>
@@ -2532,15 +2483,15 @@
         <w:t xml:space="preserve">(in the repo and this folder) to reference the tag.</w:t>
       </w:r>
     </w:p>
+    <w:bookmarkEnd w:id="19"/>
+    <w:bookmarkStart w:id="20" w:name="trial--credit--expiration-notes"/>
     <w:p>
       <w:pPr>
         <w:pStyle w:val="Heading2"/>
       </w:pPr>
-      <w:bookmarkStart w:id="32" w:name="trial--credit--expiration-notes"/>
       <w:r>
         <w:t xml:space="preserve">Trial / credit / expiration notes</w:t>
       </w:r>
-      <w:bookmarkEnd w:id="32"/>
     </w:p>
     <w:p>
       <w:pPr>
@@ -2565,7 +2516,13 @@
         <w:t xml:space="preserve">§10 for the expirations table the stakeholder must keep current.</w:t>
       </w:r>
     </w:p>
-    <w:sectPr/>
+    <w:bookmarkEnd w:id="20"/>
+    <w:bookmarkEnd w:id="21"/>
+    <w:sectPr>
+      <w:footnotePr>
+        <w:numRestart w:val="eachSect"/>
+      </w:footnotePr>
+    </w:sectPr>
   </w:body>
 </w:document>
 </file>
@@ -2596,17 +2553,14 @@
 <file path=word/numbering.xml><?xml version="1.0" encoding="utf-8"?>
 <w:numbering xmlns:w="http://schemas.openxmlformats.org/wordprocessingml/2006/main">
   <w:abstractNum w:abstractNumId="990">
-    <w:nsid w:val="2c1ae401"/>
+    <w:nsid w:val="0000A990"/>
     <w:multiLevelType w:val="multilevel"/>
     <w:lvl w:ilvl="0">
       <w:numFmt w:val="bullet"/>
       <w:lvlText w:val=" "/>
       <w:lvlJc w:val="left"/>
       <w:pPr>
-        <w:tabs>
-          <w:tab w:val="num" w:pos="0"/>
-        </w:tabs>
-        <w:ind w:left="480" w:hanging="480"/>
+        <w:ind w:left="720" w:hanging="360"/>
       </w:pPr>
     </w:lvl>
     <w:lvl w:ilvl="1">
@@ -2614,10 +2568,7 @@
       <w:lvlText w:val=" "/>
       <w:lvlJc w:val="left"/>
       <w:pPr>
-        <w:tabs>
-          <w:tab w:val="num" w:pos="720"/>
-        </w:tabs>
-        <w:ind w:left="1200" w:hanging="480"/>
+        <w:ind w:left="1440" w:hanging="360"/>
       </w:pPr>
     </w:lvl>
     <w:lvl w:ilvl="2">
@@ -2625,10 +2576,7 @@
       <w:lvlText w:val=" "/>
       <w:lvlJc w:val="left"/>
       <w:pPr>
-        <w:tabs>
-          <w:tab w:val="num" w:pos="1440"/>
-        </w:tabs>
-        <w:ind w:left="1920" w:hanging="480"/>
+        <w:ind w:left="2160" w:hanging="360"/>
       </w:pPr>
     </w:lvl>
     <w:lvl w:ilvl="3">
@@ -2636,10 +2584,7 @@
       <w:lvlText w:val=" "/>
       <w:lvlJc w:val="left"/>
       <w:pPr>
-        <w:tabs>
-          <w:tab w:val="num" w:pos="2160"/>
-        </w:tabs>
-        <w:ind w:left="2640" w:hanging="480"/>
+        <w:ind w:left="2880" w:hanging="360"/>
       </w:pPr>
     </w:lvl>
     <w:lvl w:ilvl="4">
@@ -2647,10 +2592,7 @@
       <w:lvlText w:val=" "/>
       <w:lvlJc w:val="left"/>
       <w:pPr>
-        <w:tabs>
-          <w:tab w:val="num" w:pos="2880"/>
-        </w:tabs>
-        <w:ind w:left="3360" w:hanging="480"/>
+        <w:ind w:left="3600" w:hanging="360"/>
       </w:pPr>
     </w:lvl>
     <w:lvl w:ilvl="5">
@@ -2658,10 +2600,7 @@
       <w:lvlText w:val=" "/>
       <w:lvlJc w:val="left"/>
       <w:pPr>
-        <w:tabs>
-          <w:tab w:val="num" w:pos="3600"/>
-        </w:tabs>
-        <w:ind w:left="4080" w:hanging="480"/>
+        <w:ind w:left="4320" w:hanging="360"/>
       </w:pPr>
     </w:lvl>
     <w:lvl w:ilvl="6">
@@ -2669,10 +2608,7 @@
       <w:lvlText w:val=" "/>
       <w:lvlJc w:val="left"/>
       <w:pPr>
-        <w:tabs>
-          <w:tab w:val="num" w:pos="4320"/>
-        </w:tabs>
-        <w:ind w:left="4800" w:hanging="480"/>
+        <w:ind w:left="5040" w:hanging="360"/>
       </w:pPr>
     </w:lvl>
     <w:lvl w:ilvl="7">
@@ -2680,10 +2616,7 @@
       <w:lvlText w:val=" "/>
       <w:lvlJc w:val="left"/>
       <w:pPr>
-        <w:tabs>
-          <w:tab w:val="num" w:pos="5040"/>
-        </w:tabs>
-        <w:ind w:left="5520" w:hanging="480"/>
+        <w:ind w:left="5760" w:hanging="360"/>
       </w:pPr>
     </w:lvl>
     <w:lvl w:ilvl="8">
@@ -2691,15 +2624,12 @@
       <w:lvlText w:val=" "/>
       <w:lvlJc w:val="left"/>
       <w:pPr>
-        <w:tabs>
-          <w:tab w:val="num" w:pos="5760"/>
-        </w:tabs>
-        <w:ind w:left="6240" w:hanging="480"/>
+        <w:ind w:left="6480" w:hanging="360"/>
       </w:pPr>
     </w:lvl>
   </w:abstractNum>
-  <w:abstractNum w:abstractNumId="99211">
-    <w:nsid w:val="ea454b4c"/>
+  <w:abstractNum w:abstractNumId="99411">
+    <w:nsid w:val="00A99411"/>
     <w:multiLevelType w:val="multilevel"/>
     <w:lvl w:ilvl="0">
       <w:start w:val="1"/>
@@ -2707,34 +2637,25 @@
       <w:lvlText w:val="%1."/>
       <w:lvlJc w:val="left"/>
       <w:pPr>
-        <w:tabs>
-          <w:tab w:val="num" w:pos="0"/>
-        </w:tabs>
-        <w:ind w:left="480" w:hanging="480"/>
+        <w:ind w:left="720" w:hanging="360"/>
       </w:pPr>
     </w:lvl>
     <w:lvl w:ilvl="1">
       <w:start w:val="1"/>
-      <w:numFmt w:val="lowerLetter"/>
+      <w:numFmt w:val="decimal"/>
       <w:lvlText w:val="%2."/>
       <w:lvlJc w:val="left"/>
       <w:pPr>
-        <w:tabs>
-          <w:tab w:val="num" w:pos="720"/>
-        </w:tabs>
-        <w:ind w:left="1200" w:hanging="480"/>
+        <w:ind w:left="1440" w:hanging="360"/>
       </w:pPr>
     </w:lvl>
     <w:lvl w:ilvl="2">
       <w:start w:val="1"/>
-      <w:numFmt w:val="lowerRoman"/>
+      <w:numFmt w:val="decimal"/>
       <w:lvlText w:val="%3."/>
       <w:lvlJc w:val="left"/>
       <w:pPr>
-        <w:tabs>
-          <w:tab w:val="num" w:pos="1440"/>
-        </w:tabs>
-        <w:ind w:left="1920" w:hanging="480"/>
+        <w:ind w:left="2160" w:hanging="360"/>
       </w:pPr>
     </w:lvl>
     <w:lvl w:ilvl="3">
@@ -2743,34 +2664,25 @@
       <w:lvlText w:val="%4."/>
       <w:lvlJc w:val="left"/>
       <w:pPr>
-        <w:tabs>
-          <w:tab w:val="num" w:pos="2160"/>
-        </w:tabs>
-        <w:ind w:left="2640" w:hanging="480"/>
+        <w:ind w:left="2880" w:hanging="360"/>
       </w:pPr>
     </w:lvl>
     <w:lvl w:ilvl="4">
       <w:start w:val="1"/>
-      <w:numFmt w:val="lowerLetter"/>
+      <w:numFmt w:val="decimal"/>
       <w:lvlText w:val="%5."/>
       <w:lvlJc w:val="left"/>
       <w:pPr>
-        <w:tabs>
-          <w:tab w:val="num" w:pos="2880"/>
-        </w:tabs>
-        <w:ind w:left="3360" w:hanging="480"/>
+        <w:ind w:left="3600" w:hanging="360"/>
       </w:pPr>
     </w:lvl>
     <w:lvl w:ilvl="5">
       <w:start w:val="1"/>
-      <w:numFmt w:val="lowerRoman"/>
+      <w:numFmt w:val="decimal"/>
       <w:lvlText w:val="%6."/>
       <w:lvlJc w:val="left"/>
       <w:pPr>
-        <w:tabs>
-          <w:tab w:val="num" w:pos="3600"/>
-        </w:tabs>
-        <w:ind w:left="4080" w:hanging="480"/>
+        <w:ind w:left="4320" w:hanging="360"/>
       </w:pPr>
     </w:lvl>
     <w:lvl w:ilvl="6">
@@ -2779,145 +2691,136 @@
       <w:lvlText w:val="%7."/>
       <w:lvlJc w:val="left"/>
       <w:pPr>
-        <w:tabs>
-          <w:tab w:val="num" w:pos="4320"/>
-        </w:tabs>
-        <w:ind w:left="4800" w:hanging="480"/>
+        <w:ind w:left="5040" w:hanging="360"/>
       </w:pPr>
     </w:lvl>
     <w:lvl w:ilvl="7">
       <w:start w:val="1"/>
-      <w:numFmt w:val="lowerLetter"/>
+      <w:numFmt w:val="decimal"/>
       <w:lvlText w:val="%8."/>
       <w:lvlJc w:val="left"/>
       <w:pPr>
-        <w:tabs>
-          <w:tab w:val="num" w:pos="5040"/>
-        </w:tabs>
-        <w:ind w:left="5520" w:hanging="480"/>
+        <w:ind w:left="5760" w:hanging="360"/>
       </w:pPr>
     </w:lvl>
     <w:lvl w:ilvl="8">
       <w:start w:val="1"/>
-      <w:numFmt w:val="lowerRoman"/>
+      <w:numFmt w:val="decimal"/>
       <w:lvlText w:val="%9."/>
       <w:lvlJc w:val="left"/>
       <w:pPr>
-        <w:tabs>
-          <w:tab w:val="num" w:pos="5760"/>
-        </w:tabs>
-        <w:ind w:left="6240" w:hanging="480"/>
+        <w:ind w:left="6480" w:hanging="360"/>
       </w:pPr>
     </w:lvl>
   </w:abstractNum>
   <w:abstractNum w:abstractNumId="991">
-    <w:nsid w:val="71315dca"/>
+    <w:nsid w:val="0000A991"/>
     <w:multiLevelType w:val="multilevel"/>
     <w:lvl w:ilvl="0">
       <w:numFmt w:val="bullet"/>
-      <w:lvlText w:val="•"/>
+      <w:lvlText w:val=""/>
       <w:lvlJc w:val="left"/>
       <w:pPr>
-        <w:tabs>
-          <w:tab w:val="num" w:pos="0"/>
-        </w:tabs>
-        <w:ind w:left="480" w:hanging="480"/>
-      </w:pPr>
+        <w:ind w:left="720" w:hanging="360"/>
+      </w:pPr>
+      <w:rPr>
+        <w:rFonts w:ascii="Symbol" w:hAnsi="Symbol" w:cs="Symbol" w:hint="default"/>
+      </w:rPr>
     </w:lvl>
     <w:lvl w:ilvl="1">
       <w:numFmt w:val="bullet"/>
-      <w:lvlText w:val="–"/>
+      <w:lvlText w:val="o"/>
       <w:lvlJc w:val="left"/>
       <w:pPr>
-        <w:tabs>
-          <w:tab w:val="num" w:pos="720"/>
-        </w:tabs>
-        <w:ind w:left="1200" w:hanging="480"/>
-      </w:pPr>
+        <w:ind w:left="1440" w:hanging="360"/>
+      </w:pPr>
+      <w:rPr>
+        <w:rFonts w:ascii="Courier New" w:hAnsi="Courier New" w:cs="Courier New" w:hint="default"/>
+      </w:rPr>
     </w:lvl>
     <w:lvl w:ilvl="2">
       <w:numFmt w:val="bullet"/>
-      <w:lvlText w:val="•"/>
+      <w:lvlText w:val=""/>
       <w:lvlJc w:val="left"/>
       <w:pPr>
-        <w:tabs>
-          <w:tab w:val="num" w:pos="1440"/>
-        </w:tabs>
-        <w:ind w:left="1920" w:hanging="480"/>
-      </w:pPr>
+        <w:ind w:left="2160" w:hanging="360"/>
+      </w:pPr>
+      <w:rPr>
+        <w:rFonts w:ascii="Wingdings" w:hAnsi="Wingdings" w:cs="Wingdings" w:hint="default"/>
+      </w:rPr>
     </w:lvl>
     <w:lvl w:ilvl="3">
       <w:numFmt w:val="bullet"/>
-      <w:lvlText w:val="–"/>
+      <w:lvlText w:val=""/>
       <w:lvlJc w:val="left"/>
       <w:pPr>
-        <w:tabs>
-          <w:tab w:val="num" w:pos="2160"/>
-        </w:tabs>
-        <w:ind w:left="2640" w:hanging="480"/>
-      </w:pPr>
+        <w:ind w:left="2880" w:hanging="360"/>
+      </w:pPr>
+      <w:rPr>
+        <w:rFonts w:ascii="Symbol" w:hAnsi="Symbol" w:cs="Symbol" w:hint="default"/>
+      </w:rPr>
     </w:lvl>
     <w:lvl w:ilvl="4">
       <w:numFmt w:val="bullet"/>
-      <w:lvlText w:val="•"/>
+      <w:lvlText w:val="o"/>
       <w:lvlJc w:val="left"/>
       <w:pPr>
-        <w:tabs>
-          <w:tab w:val="num" w:pos="2880"/>
-        </w:tabs>
-        <w:ind w:left="3360" w:hanging="480"/>
-      </w:pPr>
+        <w:ind w:left="3600" w:hanging="360"/>
+      </w:pPr>
+      <w:rPr>
+        <w:rFonts w:ascii="Courier New" w:hAnsi="Courier New" w:cs="Courier New" w:hint="default"/>
+      </w:rPr>
     </w:lvl>
     <w:lvl w:ilvl="5">
       <w:numFmt w:val="bullet"/>
-      <w:lvlText w:val="–"/>
+      <w:lvlText w:val=""/>
       <w:lvlJc w:val="left"/>
       <w:pPr>
-        <w:tabs>
-          <w:tab w:val="num" w:pos="3600"/>
-        </w:tabs>
-        <w:ind w:left="4080" w:hanging="480"/>
-      </w:pPr>
+        <w:ind w:left="4320" w:hanging="360"/>
+      </w:pPr>
+      <w:rPr>
+        <w:rFonts w:ascii="Wingdings" w:hAnsi="Wingdings" w:cs="Wingdings" w:hint="default"/>
+      </w:rPr>
     </w:lvl>
     <w:lvl w:ilvl="6">
       <w:numFmt w:val="bullet"/>
-      <w:lvlText w:val="•"/>
+      <w:lvlText w:val=""/>
       <w:lvlJc w:val="left"/>
       <w:pPr>
-        <w:tabs>
-          <w:tab w:val="num" w:pos="4320"/>
-        </w:tabs>
-        <w:ind w:left="4800" w:hanging="480"/>
-      </w:pPr>
+        <w:ind w:left="5040" w:hanging="360"/>
+      </w:pPr>
+      <w:rPr>
+        <w:rFonts w:ascii="Symbol" w:hAnsi="Symbol" w:cs="Symbol" w:hint="default"/>
+      </w:rPr>
     </w:lvl>
     <w:lvl w:ilvl="7">
       <w:numFmt w:val="bullet"/>
-      <w:lvlText w:val="–"/>
+      <w:lvlText w:val="o"/>
       <w:lvlJc w:val="left"/>
       <w:pPr>
-        <w:tabs>
-          <w:tab w:val="num" w:pos="5040"/>
-        </w:tabs>
-        <w:ind w:left="5520" w:hanging="480"/>
-      </w:pPr>
+        <w:ind w:left="5760" w:hanging="360"/>
+      </w:pPr>
+      <w:rPr>
+        <w:rFonts w:ascii="Courier New" w:hAnsi="Courier New" w:cs="Courier New" w:hint="default"/>
+      </w:rPr>
     </w:lvl>
     <w:lvl w:ilvl="8">
       <w:numFmt w:val="bullet"/>
-      <w:lvlText w:val="•"/>
+      <w:lvlText w:val=""/>
       <w:lvlJc w:val="left"/>
       <w:pPr>
-        <w:tabs>
-          <w:tab w:val="num" w:pos="5760"/>
-        </w:tabs>
-        <w:ind w:left="6240" w:hanging="480"/>
-      </w:pPr>
+        <w:ind w:left="6480" w:hanging="360"/>
+      </w:pPr>
+      <w:rPr>
+        <w:rFonts w:ascii="Wingdings" w:hAnsi="Wingdings" w:cs="Wingdings" w:hint="default"/>
+      </w:rPr>
     </w:lvl>
   </w:abstractNum>
   <w:num w:numId="1000">
     <w:abstractNumId w:val="990"/>
   </w:num>
   <w:num w:numId="1001">
-    <w:abstractNumId w:val="99211"/>
+    <w:abstractNumId w:val="99411"/>
     <w:lvlOverride w:ilvl="0">
       <w:startOverride w:val="1"/>
     </w:lvlOverride>
@@ -2957,10 +2860,10 @@
   <w:docDefaults>
     <w:rPrDefault>
       <w:rPr>
-        <w:rFonts w:asciiTheme="minorHAnsi" w:eastAsiaTheme="minorHAnsi" w:hAnsiTheme="minorHAnsi" w:cstheme="minorBidi"/>
+        <w:rFonts w:asciiTheme="minorHAnsi" w:cstheme="minorBidi" w:eastAsiaTheme="minorEastAsia" w:hAnsiTheme="minorHAnsi"/>
         <w:sz w:val="24"/>
         <w:szCs w:val="24"/>
-        <w:lang w:val="en-US" w:eastAsia="en-US" w:bidi="ar-SA"/>
+        <w:lang w:bidi="ar-SA" w:eastAsia="zh-CN" w:val="en-US"/>
       </w:rPr>
     </w:rPrDefault>
     <w:pPrDefault>
@@ -2969,91 +2872,145 @@
       </w:pPr>
     </w:pPrDefault>
   </w:docDefaults>
-  <w:latentStyles w:defLockedState="0" w:defUIPriority="0" w:defSemiHidden="0" w:defUnhideWhenUsed="0" w:defQFormat="0" w:count="276"/>
-  <w:style w:type="paragraph" w:default="1" w:styleId="Normal">
+  <w:latentStyles w:count="276" w:defLockedState="0" w:defQFormat="0" w:defSemiHidden="0" w:defUIPriority="0" w:defUnhideWhenUsed="0"/>
+  <w:style w:default="1" w:styleId="Normal" w:type="paragraph">
     <w:name w:val="Normal"/>
     <w:qFormat/>
   </w:style>
-  <w:style w:type="paragraph" w:styleId="BodyText">
+  <w:style w:styleId="BodyText" w:type="paragraph">
     <w:name w:val="Body Text"/>
     <w:basedOn w:val="Normal"/>
     <w:link w:val="BodyTextChar"/>
+    <w:qFormat/>
     <w:pPr>
-      <w:spacing w:before="180" w:after="180"/>
+      <w:spacing w:after="180" w:before="180"/>
     </w:pPr>
-    <w:qFormat/>
-  </w:style>
-  <w:style w:type="paragraph" w:customStyle="1" w:styleId="FirstParagraph">
+  </w:style>
+  <w:style w:customStyle="1" w:styleId="FirstParagraph" w:type="paragraph">
     <w:name w:val="First Paragraph"/>
     <w:basedOn w:val="BodyText"/>
     <w:next w:val="BodyText"/>
     <w:qFormat/>
   </w:style>
-  <w:style w:type="paragraph" w:customStyle="1" w:styleId="Compact">
+  <w:style w:customStyle="1" w:styleId="Compact" w:type="paragraph">
     <w:name w:val="Compact"/>
     <w:basedOn w:val="BodyText"/>
     <w:qFormat/>
     <w:pPr>
-      <w:spacing w:before="36" w:after="36"/>
+      <w:spacing w:after="36" w:before="36"/>
     </w:pPr>
   </w:style>
-  <w:style w:type="paragraph" w:styleId="Title">
+  <w:style w:styleId="Title" w:type="paragraph">
     <w:name w:val="Title"/>
     <w:basedOn w:val="Normal"/>
     <w:next w:val="BodyText"/>
+    <w:link w:val="TitleChar"/>
+    <w:uiPriority w:val="10"/>
     <w:qFormat/>
+    <w:rsid w:val="00A10FD9"/>
     <w:pPr>
-      <w:keepNext/>
-      <w:keepLines/>
-      <w:spacing w:before="480" w:after="240"/>
+      <w:spacing w:after="80" w:line="240" w:lineRule="auto"/>
+      <w:contextualSpacing/>
       <w:jc w:val="center"/>
     </w:pPr>
     <w:rPr>
-      <w:rFonts w:asciiTheme="majorHAnsi" w:eastAsiaTheme="majorEastAsia" w:hAnsiTheme="majorHAnsi" w:cstheme="majorBidi"/>
-      <w:b/>
-      <w:bCs/>
-      <w:color w:val="345A8A" w:themeColor="accent1" w:themeShade="B5"/>
-      <w:sz w:val="36"/>
-      <w:szCs w:val="36"/>
-    </w:rPr>
-  </w:style>
-  <w:style w:type="paragraph" w:styleId="Subtitle">
+      <w:rFonts w:asciiTheme="majorHAnsi" w:cstheme="majorBidi" w:eastAsiaTheme="majorEastAsia" w:hAnsiTheme="majorHAnsi"/>
+      <w:sz w:val="56"/>
+      <w:szCs w:val="56"/>
+    </w:rPr>
+  </w:style>
+  <w:style w:customStyle="1" w:styleId="TitleChar" w:type="character">
+    <w:name w:val="Title Char"/>
+    <w:basedOn w:val="DefaultParagraphFont"/>
+    <w:link w:val="Title"/>
+    <w:uiPriority w:val="10"/>
+    <w:rsid w:val="00A10FD9"/>
+    <w:rPr>
+      <w:rFonts w:asciiTheme="majorHAnsi" w:cstheme="majorBidi" w:eastAsiaTheme="majorEastAsia" w:hAnsiTheme="majorHAnsi"/>
+      <w:sz w:val="56"/>
+      <w:szCs w:val="56"/>
+    </w:rPr>
+  </w:style>
+  <w:style w:styleId="Subtitle" w:type="paragraph">
     <w:name w:val="Subtitle"/>
+    <w:basedOn w:val="Title"/>
+    <w:next w:val="BodyText"/>
+    <w:link w:val="SubtitleChar"/>
+    <w:uiPriority w:val="11"/>
+    <w:qFormat/>
+    <w:rsid w:val="00A10FD9"/>
+    <w:pPr>
+      <w:numPr>
+        <w:ilvl w:val="1"/>
+      </w:numPr>
+    </w:pPr>
+    <w:rPr>
+      <w:rFonts w:cstheme="majorBidi" w:eastAsiaTheme="majorEastAsia"/>
+      <w:spacing w:val="15"/>
+      <w:sz w:val="28"/>
+      <w:szCs w:val="28"/>
+    </w:rPr>
+  </w:style>
+  <w:style w:customStyle="1" w:styleId="SubtitleChar" w:type="character">
+    <w:name w:val="Subtitle Char"/>
+    <w:basedOn w:val="DefaultParagraphFont"/>
+    <w:link w:val="Subtitle"/>
+    <w:uiPriority w:val="11"/>
+    <w:rsid w:val="00A10FD9"/>
+    <w:rPr>
+      <w:rFonts w:cstheme="majorBidi" w:eastAsiaTheme="majorEastAsia"/>
+      <w:color w:themeColor="text1" w:themeTint="A6" w:val="595959"/>
+      <w:spacing w:val="15"/>
+      <w:sz w:val="28"/>
+      <w:szCs w:val="28"/>
+    </w:rPr>
+  </w:style>
+  <w:style w:customStyle="1" w:styleId="Author" w:type="paragraph">
+    <w:name w:val="Author"/>
     <w:basedOn w:val="Title"/>
     <w:next w:val="BodyText"/>
     <w:qFormat/>
     <w:pPr>
       <w:keepNext/>
       <w:keepLines/>
-      <w:spacing w:before="240" w:after="240"/>
-      <w:jc w:val="center"/>
     </w:pPr>
     <w:rPr>
-      <w:sz w:val="30"/>
-      <w:szCs w:val="30"/>
-    </w:rPr>
-  </w:style>
-  <w:style w:type="paragraph" w:customStyle="1" w:styleId="Author">
-    <w:name w:val="Author"/>
+      <w:sz w:val="24"/>
+      <w:szCs w:val="24"/>
+    </w:rPr>
+  </w:style>
+  <w:style w:styleId="Date" w:type="paragraph">
+    <w:name w:val="Date"/>
+    <w:basedOn w:val="Title"/>
     <w:next w:val="BodyText"/>
     <w:qFormat/>
     <w:pPr>
       <w:keepNext/>
       <w:keepLines/>
-      <w:jc w:val="center"/>
     </w:pPr>
-  </w:style>
-  <w:style w:type="paragraph" w:styleId="Date">
-    <w:name w:val="Date"/>
-    <w:next w:val="BodyText"/>
+    <w:rPr>
+      <w:sz w:val="24"/>
+      <w:szCs w:val="24"/>
+    </w:rPr>
+  </w:style>
+  <w:style w:customStyle="1" w:styleId="AbstractTitle" w:type="paragraph">
+    <w:name w:val="Abstract Title"/>
+    <w:basedOn w:val="Normal"/>
+    <w:next w:val="Abstract"/>
     <w:qFormat/>
     <w:pPr>
       <w:keepNext/>
       <w:keepLines/>
+      <w:spacing w:after="0" w:before="300"/>
       <w:jc w:val="center"/>
     </w:pPr>
-  </w:style>
-  <w:style w:type="paragraph" w:customStyle="1" w:styleId="Abstract">
+    <w:rPr>
+      <w:b/>
+      <w:sz w:val="20"/>
+      <w:szCs w:val="20"/>
+    </w:rPr>
+  </w:style>
+  <w:style w:customStyle="1" w:styleId="Abstract" w:type="paragraph">
     <w:name w:val="Abstract"/>
     <w:basedOn w:val="Normal"/>
     <w:next w:val="BodyText"/>
@@ -3061,14 +3018,14 @@
     <w:pPr>
       <w:keepNext/>
       <w:keepLines/>
-      <w:spacing w:before="300" w:after="300"/>
+      <w:spacing w:after="300" w:before="100"/>
     </w:pPr>
     <w:rPr>
       <w:sz w:val="20"/>
       <w:szCs w:val="20"/>
     </w:rPr>
   </w:style>
-  <w:style w:type="paragraph" w:styleId="Bibliography">
+  <w:style w:styleId="Bibliography" w:type="paragraph">
     <w:name w:val="Bibliography"/>
     <w:basedOn w:val="Normal"/>
     <w:next w:val="Bibliography"/>
@@ -3076,195 +3033,325 @@
     <w:pPr/>
     <w:rPr/>
   </w:style>
-  <w:style w:type="paragraph" w:styleId="Heading1">
-    <w:name w:val="Heading 1"/>
+  <w:style w:styleId="Heading1" w:type="paragraph">
+    <w:name w:val="heading 1"/>
     <w:basedOn w:val="Normal"/>
     <w:next w:val="BodyText"/>
+    <w:link w:val="Heading1Char"/>
     <w:uiPriority w:val="9"/>
     <w:qFormat/>
+    <w:rsid w:val="00A10FD9"/>
     <w:pPr>
       <w:keepNext/>
       <w:keepLines/>
-      <w:spacing w:before="480" w:after="0"/>
+      <w:spacing w:after="80" w:before="360"/>
       <w:outlineLvl w:val="0"/>
     </w:pPr>
     <w:rPr>
-      <w:rFonts w:asciiTheme="majorHAnsi" w:eastAsiaTheme="majorEastAsia" w:hAnsiTheme="majorHAnsi" w:cstheme="majorBidi"/>
-      <w:b/>
-      <w:bCs/>
-      <w:color w:val="4F81BD" w:themeColor="accent1"/>
-      <w:sz w:val="32"/>
-      <w:szCs w:val="32"/>
-    </w:rPr>
-  </w:style>
-  <w:style w:type="paragraph" w:styleId="Heading2">
-    <w:name w:val="Heading 2"/>
+      <w:rFonts w:asciiTheme="majorHAnsi" w:cstheme="majorBidi" w:eastAsiaTheme="majorEastAsia" w:hAnsiTheme="majorHAnsi"/>
+      <w:color w:themeColor="accent1" w:themeShade="BF" w:val="0F4761"/>
+      <w:sz w:val="40"/>
+      <w:szCs w:val="40"/>
+    </w:rPr>
+  </w:style>
+  <w:style w:styleId="Heading2" w:type="paragraph">
+    <w:name w:val="heading 2"/>
     <w:basedOn w:val="Normal"/>
     <w:next w:val="BodyText"/>
+    <w:link w:val="Heading2Char"/>
     <w:uiPriority w:val="9"/>
+    <w:semiHidden/>
     <w:unhideWhenUsed/>
     <w:qFormat/>
+    <w:rsid w:val="00A10FD9"/>
     <w:pPr>
       <w:keepNext/>
       <w:keepLines/>
-      <w:spacing w:before="200" w:after="0"/>
+      <w:spacing w:after="80" w:before="160"/>
       <w:outlineLvl w:val="1"/>
     </w:pPr>
     <w:rPr>
-      <w:rFonts w:asciiTheme="majorHAnsi" w:eastAsiaTheme="majorEastAsia" w:hAnsiTheme="majorHAnsi" w:cstheme="majorBidi"/>
-      <w:b/>
-      <w:bCs/>
-      <w:color w:val="4F81BD" w:themeColor="accent1"/>
-      <w:sz w:val="28"/>
-      <w:szCs w:val="28"/>
-    </w:rPr>
-  </w:style>
-  <w:style w:type="paragraph" w:styleId="Heading3">
-    <w:name w:val="Heading 3"/>
+      <w:rFonts w:asciiTheme="majorHAnsi" w:cstheme="majorBidi" w:eastAsiaTheme="majorEastAsia" w:hAnsiTheme="majorHAnsi"/>
+      <w:color w:themeColor="accent1" w:themeShade="BF" w:val="0F4761"/>
+      <w:sz w:val="32"/>
+      <w:szCs w:val="32"/>
+    </w:rPr>
+  </w:style>
+  <w:style w:styleId="Heading3" w:type="paragraph">
+    <w:name w:val="heading 3"/>
     <w:basedOn w:val="Normal"/>
     <w:next w:val="BodyText"/>
+    <w:link w:val="Heading3Char"/>
     <w:uiPriority w:val="9"/>
+    <w:semiHidden/>
     <w:unhideWhenUsed/>
     <w:qFormat/>
+    <w:rsid w:val="00A10FD9"/>
     <w:pPr>
       <w:keepNext/>
       <w:keepLines/>
-      <w:spacing w:before="200" w:after="0"/>
+      <w:spacing w:after="80" w:before="160"/>
       <w:outlineLvl w:val="2"/>
     </w:pPr>
     <w:rPr>
-      <w:rFonts w:asciiTheme="majorHAnsi" w:eastAsiaTheme="majorEastAsia" w:hAnsiTheme="majorHAnsi" w:cstheme="majorBidi"/>
-      <w:b/>
-      <w:bCs/>
-      <w:color w:val="4F81BD" w:themeColor="accent1"/>
-      <w:sz w:val="24"/>
-      <w:szCs w:val="24"/>
-    </w:rPr>
-  </w:style>
-  <w:style w:type="paragraph" w:styleId="Heading4">
-    <w:name w:val="Heading 4"/>
+      <w:rFonts w:cstheme="majorBidi" w:eastAsiaTheme="majorEastAsia"/>
+      <w:color w:themeColor="accent1" w:themeShade="BF" w:val="0F4761"/>
+      <w:sz w:val="28"/>
+      <w:szCs w:val="28"/>
+    </w:rPr>
+  </w:style>
+  <w:style w:styleId="Heading4" w:type="paragraph">
+    <w:name w:val="heading 4"/>
     <w:basedOn w:val="Normal"/>
     <w:next w:val="BodyText"/>
+    <w:link w:val="Heading4Char"/>
     <w:uiPriority w:val="9"/>
+    <w:semiHidden/>
     <w:unhideWhenUsed/>
     <w:qFormat/>
+    <w:rsid w:val="00A10FD9"/>
     <w:pPr>
       <w:keepNext/>
       <w:keepLines/>
-      <w:spacing w:before="200" w:after="0"/>
+      <w:spacing w:after="40" w:before="80"/>
       <w:outlineLvl w:val="3"/>
     </w:pPr>
     <w:rPr>
-      <w:rFonts w:asciiTheme="majorHAnsi" w:eastAsiaTheme="majorEastAsia" w:hAnsiTheme="majorHAnsi" w:cstheme="majorBidi"/>
+      <w:rFonts w:cstheme="majorBidi" w:eastAsiaTheme="majorEastAsia"/>
       <w:i/>
-      <w:bCs/>
-      <w:color w:val="4F81BD" w:themeColor="accent1"/>
-      <w:sz w:val="24"/>
-      <w:szCs w:val="24"/>
-    </w:rPr>
-  </w:style>
-  <w:style w:type="paragraph" w:styleId="Heading5">
-    <w:name w:val="Heading 5"/>
+      <w:iCs/>
+      <w:color w:themeColor="accent1" w:themeShade="BF" w:val="0F4761"/>
+    </w:rPr>
+  </w:style>
+  <w:style w:styleId="Heading5" w:type="paragraph">
+    <w:name w:val="heading 5"/>
     <w:basedOn w:val="Normal"/>
     <w:next w:val="BodyText"/>
+    <w:link w:val="Heading5Char"/>
     <w:uiPriority w:val="9"/>
+    <w:semiHidden/>
     <w:unhideWhenUsed/>
     <w:qFormat/>
+    <w:rsid w:val="00A10FD9"/>
     <w:pPr>
       <w:keepNext/>
       <w:keepLines/>
-      <w:spacing w:before="200" w:after="0"/>
+      <w:spacing w:after="40" w:before="80"/>
       <w:outlineLvl w:val="4"/>
     </w:pPr>
     <w:rPr>
-      <w:rFonts w:asciiTheme="majorHAnsi" w:eastAsiaTheme="majorEastAsia" w:hAnsiTheme="majorHAnsi" w:cstheme="majorBidi"/>
-      <w:iCs/>
-      <w:color w:val="4F81BD" w:themeColor="accent1"/>
-      <w:sz w:val="24"/>
-      <w:szCs w:val="24"/>
-    </w:rPr>
-  </w:style>
-  <w:style w:type="paragraph" w:styleId="Heading6">
-    <w:name w:val="Heading 6"/>
+      <w:rFonts w:cstheme="majorBidi" w:eastAsiaTheme="majorEastAsia"/>
+      <w:color w:themeColor="accent1" w:themeShade="BF" w:val="0F4761"/>
+    </w:rPr>
+  </w:style>
+  <w:style w:styleId="Heading6" w:type="paragraph">
+    <w:name w:val="heading 6"/>
     <w:basedOn w:val="Normal"/>
     <w:next w:val="BodyText"/>
+    <w:link w:val="Heading6Char"/>
     <w:uiPriority w:val="9"/>
+    <w:semiHidden/>
     <w:unhideWhenUsed/>
     <w:qFormat/>
+    <w:rsid w:val="00A10FD9"/>
     <w:pPr>
       <w:keepNext/>
       <w:keepLines/>
-      <w:spacing w:before="200" w:after="0"/>
+      <w:spacing w:after="0" w:before="40"/>
       <w:outlineLvl w:val="5"/>
     </w:pPr>
     <w:rPr>
-      <w:rFonts w:asciiTheme="majorHAnsi" w:eastAsiaTheme="majorEastAsia" w:hAnsiTheme="majorHAnsi" w:cstheme="majorBidi"/>
-      <w:color w:val="4F81BD" w:themeColor="accent1"/>
-      <w:sz w:val="24"/>
-      <w:szCs w:val="24"/>
-    </w:rPr>
-  </w:style>
-  <w:style w:type="paragraph" w:styleId="Heading7">
-    <w:name w:val="Heading 7"/>
+      <w:rFonts w:cstheme="majorBidi" w:eastAsiaTheme="majorEastAsia"/>
+      <w:i/>
+      <w:iCs/>
+      <w:color w:themeColor="text1" w:themeTint="A6" w:val="595959"/>
+    </w:rPr>
+  </w:style>
+  <w:style w:styleId="Heading7" w:type="paragraph">
+    <w:name w:val="heading 7"/>
     <w:basedOn w:val="Normal"/>
     <w:next w:val="BodyText"/>
+    <w:link w:val="Heading7Char"/>
     <w:uiPriority w:val="9"/>
+    <w:semiHidden/>
     <w:unhideWhenUsed/>
     <w:qFormat/>
+    <w:rsid w:val="00A10FD9"/>
     <w:pPr>
       <w:keepNext/>
       <w:keepLines/>
-      <w:spacing w:before="200" w:after="0"/>
+      <w:spacing w:after="0" w:before="40"/>
       <w:outlineLvl w:val="6"/>
     </w:pPr>
     <w:rPr>
-      <w:rFonts w:asciiTheme="majorHAnsi" w:eastAsiaTheme="majorEastAsia" w:hAnsiTheme="majorHAnsi" w:cstheme="majorBidi"/>
-      <w:color w:val="4F81BD" w:themeColor="accent1"/>
-      <w:sz w:val="24"/>
-      <w:szCs w:val="24"/>
-    </w:rPr>
-  </w:style>
-  <w:style w:type="paragraph" w:styleId="Heading8">
-    <w:name w:val="Heading 8"/>
+      <w:rFonts w:cstheme="majorBidi" w:eastAsiaTheme="majorEastAsia"/>
+      <w:color w:themeColor="text1" w:themeTint="A6" w:val="595959"/>
+    </w:rPr>
+  </w:style>
+  <w:style w:styleId="Heading8" w:type="paragraph">
+    <w:name w:val="heading 8"/>
     <w:basedOn w:val="Normal"/>
     <w:next w:val="BodyText"/>
+    <w:link w:val="Heading8Char"/>
     <w:uiPriority w:val="9"/>
+    <w:semiHidden/>
     <w:unhideWhenUsed/>
     <w:qFormat/>
+    <w:rsid w:val="00A10FD9"/>
     <w:pPr>
       <w:keepNext/>
       <w:keepLines/>
-      <w:spacing w:before="200" w:after="0"/>
+      <w:spacing w:after="0"/>
       <w:outlineLvl w:val="7"/>
     </w:pPr>
     <w:rPr>
-      <w:rFonts w:asciiTheme="majorHAnsi" w:eastAsiaTheme="majorEastAsia" w:hAnsiTheme="majorHAnsi" w:cstheme="majorBidi"/>
-      <w:color w:val="4F81BD" w:themeColor="accent1"/>
-      <w:sz w:val="24"/>
-      <w:szCs w:val="24"/>
-    </w:rPr>
-  </w:style>
-  <w:style w:type="paragraph" w:styleId="Heading9">
-    <w:name w:val="Heading 9"/>
+      <w:rFonts w:cstheme="majorBidi" w:eastAsiaTheme="majorEastAsia"/>
+      <w:i/>
+      <w:iCs/>
+      <w:color w:themeColor="text1" w:themeTint="D8" w:val="272727"/>
+    </w:rPr>
+  </w:style>
+  <w:style w:styleId="Heading9" w:type="paragraph">
+    <w:name w:val="heading 9"/>
     <w:basedOn w:val="Normal"/>
     <w:next w:val="BodyText"/>
+    <w:link w:val="Heading9Char"/>
     <w:uiPriority w:val="9"/>
+    <w:semiHidden/>
     <w:unhideWhenUsed/>
     <w:qFormat/>
+    <w:rsid w:val="00A10FD9"/>
     <w:pPr>
       <w:keepNext/>
       <w:keepLines/>
-      <w:spacing w:before="200" w:after="0"/>
+      <w:spacing w:after="0"/>
       <w:outlineLvl w:val="8"/>
     </w:pPr>
     <w:rPr>
-      <w:rFonts w:asciiTheme="majorHAnsi" w:eastAsiaTheme="majorEastAsia" w:hAnsiTheme="majorHAnsi" w:cstheme="majorBidi"/>
-      <w:color w:val="4F81BD" w:themeColor="accent1"/>
-      <w:sz w:val="24"/>
-      <w:szCs w:val="24"/>
-    </w:rPr>
-  </w:style>
-  <w:style w:type="paragraph" w:styleId="BlockText">
+      <w:rFonts w:cstheme="majorBidi" w:eastAsiaTheme="majorEastAsia"/>
+      <w:color w:themeColor="text1" w:themeTint="D8" w:val="272727"/>
+    </w:rPr>
+  </w:style>
+  <w:style w:customStyle="1" w:styleId="Heading1Char" w:type="character">
+    <w:name w:val="Heading 1 Char"/>
+    <w:basedOn w:val="DefaultParagraphFont"/>
+    <w:link w:val="Heading1"/>
+    <w:uiPriority w:val="9"/>
+    <w:rsid w:val="00A10FD9"/>
+    <w:rPr>
+      <w:rFonts w:asciiTheme="majorHAnsi" w:cstheme="majorBidi" w:eastAsiaTheme="majorEastAsia" w:hAnsiTheme="majorHAnsi"/>
+      <w:color w:themeColor="accent1" w:themeShade="BF" w:val="0F4761"/>
+      <w:sz w:val="40"/>
+      <w:szCs w:val="40"/>
+    </w:rPr>
+  </w:style>
+  <w:style w:customStyle="1" w:styleId="Heading2Char" w:type="character">
+    <w:name w:val="Heading 2 Char"/>
+    <w:basedOn w:val="DefaultParagraphFont"/>
+    <w:link w:val="Heading2"/>
+    <w:uiPriority w:val="9"/>
+    <w:semiHidden/>
+    <w:rsid w:val="00A10FD9"/>
+    <w:rPr>
+      <w:rFonts w:asciiTheme="majorHAnsi" w:cstheme="majorBidi" w:eastAsiaTheme="majorEastAsia" w:hAnsiTheme="majorHAnsi"/>
+      <w:color w:themeColor="accent1" w:themeShade="BF" w:val="0F4761"/>
+      <w:sz w:val="32"/>
+      <w:szCs w:val="32"/>
+    </w:rPr>
+  </w:style>
+  <w:style w:customStyle="1" w:styleId="Heading3Char" w:type="character">
+    <w:name w:val="Heading 3 Char"/>
+    <w:basedOn w:val="DefaultParagraphFont"/>
+    <w:link w:val="Heading3"/>
+    <w:uiPriority w:val="9"/>
+    <w:semiHidden/>
+    <w:rsid w:val="00A10FD9"/>
+    <w:rPr>
+      <w:rFonts w:cstheme="majorBidi" w:eastAsiaTheme="majorEastAsia"/>
+      <w:color w:themeColor="accent1" w:themeShade="BF" w:val="0F4761"/>
+      <w:sz w:val="28"/>
+      <w:szCs w:val="28"/>
+    </w:rPr>
+  </w:style>
+  <w:style w:customStyle="1" w:styleId="Heading4Char" w:type="character">
+    <w:name w:val="Heading 4 Char"/>
+    <w:basedOn w:val="DefaultParagraphFont"/>
+    <w:link w:val="Heading4"/>
+    <w:uiPriority w:val="9"/>
+    <w:semiHidden/>
+    <w:rsid w:val="00A10FD9"/>
+    <w:rPr>
+      <w:rFonts w:cstheme="majorBidi" w:eastAsiaTheme="majorEastAsia"/>
+      <w:i/>
+      <w:iCs/>
+      <w:color w:themeColor="accent1" w:themeShade="BF" w:val="0F4761"/>
+    </w:rPr>
+  </w:style>
+  <w:style w:customStyle="1" w:styleId="Heading5Char" w:type="character">
+    <w:name w:val="Heading 5 Char"/>
+    <w:basedOn w:val="DefaultParagraphFont"/>
+    <w:link w:val="Heading5"/>
+    <w:uiPriority w:val="9"/>
+    <w:semiHidden/>
+    <w:rsid w:val="00A10FD9"/>
+    <w:rPr>
+      <w:rFonts w:cstheme="majorBidi" w:eastAsiaTheme="majorEastAsia"/>
+      <w:color w:themeColor="accent1" w:themeShade="BF" w:val="0F4761"/>
+    </w:rPr>
+  </w:style>
+  <w:style w:customStyle="1" w:styleId="Heading6Char" w:type="character">
+    <w:name w:val="Heading 6 Char"/>
+    <w:basedOn w:val="DefaultParagraphFont"/>
+    <w:link w:val="Heading6"/>
+    <w:uiPriority w:val="9"/>
+    <w:semiHidden/>
+    <w:rsid w:val="00A10FD9"/>
+    <w:rPr>
+      <w:rFonts w:cstheme="majorBidi" w:eastAsiaTheme="majorEastAsia"/>
+      <w:i/>
+      <w:iCs/>
+      <w:color w:themeColor="text1" w:themeTint="A6" w:val="595959"/>
+    </w:rPr>
+  </w:style>
+  <w:style w:customStyle="1" w:styleId="Heading7Char" w:type="character">
+    <w:name w:val="Heading 7 Char"/>
+    <w:basedOn w:val="DefaultParagraphFont"/>
+    <w:link w:val="Heading7"/>
+    <w:uiPriority w:val="9"/>
+    <w:semiHidden/>
+    <w:rsid w:val="00A10FD9"/>
+    <w:rPr>
+      <w:rFonts w:cstheme="majorBidi" w:eastAsiaTheme="majorEastAsia"/>
+      <w:color w:themeColor="text1" w:themeTint="A6" w:val="595959"/>
+    </w:rPr>
+  </w:style>
+  <w:style w:customStyle="1" w:styleId="Heading8Char" w:type="character">
+    <w:name w:val="Heading 8 Char"/>
+    <w:basedOn w:val="DefaultParagraphFont"/>
+    <w:link w:val="Heading8"/>
+    <w:uiPriority w:val="9"/>
+    <w:semiHidden/>
+    <w:rsid w:val="00A10FD9"/>
+    <w:rPr>
+      <w:rFonts w:cstheme="majorBidi" w:eastAsiaTheme="majorEastAsia"/>
+      <w:i/>
+      <w:iCs/>
+      <w:color w:themeColor="text1" w:themeTint="D8" w:val="272727"/>
+    </w:rPr>
+  </w:style>
+  <w:style w:customStyle="1" w:styleId="Heading9Char" w:type="character">
+    <w:name w:val="Heading 9 Char"/>
+    <w:basedOn w:val="DefaultParagraphFont"/>
+    <w:link w:val="Heading9"/>
+    <w:uiPriority w:val="9"/>
+    <w:semiHidden/>
+    <w:rsid w:val="00A10FD9"/>
+    <w:rPr>
+      <w:rFonts w:cstheme="majorBidi" w:eastAsiaTheme="majorEastAsia"/>
+      <w:color w:themeColor="text1" w:themeTint="D8" w:val="272727"/>
+    </w:rPr>
+  </w:style>
+  <w:style w:styleId="BlockText" w:type="paragraph">
     <w:name w:val="Block Text"/>
     <w:basedOn w:val="BodyText"/>
     <w:next w:val="BodyText"/>
@@ -3272,11 +3359,11 @@
     <w:unhideWhenUsed/>
     <w:qFormat/>
     <w:pPr>
-      <w:spacing w:before="100" w:after="100"/>
+      <w:spacing w:after="100" w:before="100"/>
       <w:ind w:firstLine="0" w:left="480" w:right="480"/>
     </w:pPr>
   </w:style>
-  <w:style w:type="paragraph" w:styleId="FootnoteText">
+  <w:style w:styleId="FootnoteText" w:type="paragraph">
     <w:name w:val="Footnote Text"/>
     <w:basedOn w:val="Normal"/>
     <w:next w:val="FootnoteText"/>
@@ -3284,28 +3371,48 @@
     <w:unhideWhenUsed/>
     <w:qFormat/>
   </w:style>
-  <w:style w:type="character" w:default="1" w:styleId="DefaultParagraphFont">
+  <w:style w:styleId="FootnoteBlockText" w:type="paragraph">
+    <w:name w:val="Footnote Block Text"/>
+    <w:basedOn w:val="FootnoteText"/>
+    <w:next w:val="FootnoteText"/>
+    <w:uiPriority w:val="9"/>
+    <w:unhideWhenUsed/>
+    <w:qFormat/>
+    <w:pPr>
+      <w:spacing w:after="100" w:before="100"/>
+      <w:ind w:firstLine="0" w:left="480" w:right="480"/>
+    </w:pPr>
+  </w:style>
+  <w:style w:default="1" w:styleId="DefaultParagraphFont" w:type="character">
     <w:name w:val="Default Paragraph Font"/>
     <w:semiHidden/>
     <w:unhideWhenUsed/>
   </w:style>
-  <w:style w:type="table" w:default="1" w:styleId="Table">
+  <w:style w:default="1" w:styleId="Table" w:type="table">
     <w:name w:val="Table"/>
     <w:basedOn w:val="TableNormal"/>
     <w:semiHidden/>
     <w:unhideWhenUsed/>
     <w:qFormat/>
     <w:tblPr>
-      <w:tblInd w:w="0" w:type="dxa"/>
+      <w:tblInd w:type="dxa" w:w="0"/>
       <w:tblCellMar>
-        <w:top w:w="0" w:type="dxa"/>
-        <w:left w:w="108" w:type="dxa"/>
-        <w:bottom w:w="0" w:type="dxa"/>
-        <w:right w:w="108" w:type="dxa"/>
+        <w:top w:type="dxa" w:w="0"/>
+        <w:left w:type="dxa" w:w="108"/>
+        <w:bottom w:type="dxa" w:w="0"/>
+        <w:right w:type="dxa" w:w="108"/>
       </w:tblCellMar>
     </w:tblPr>
-  </w:style>
-  <w:style w:type="paragraph" w:customStyle="1" w:styleId="DefinitionTerm">
+    <w:tblStylePr w:type="firstRow">
+      <w:tcPr>
+        <w:tcBorders>
+          <w:bottom w:val="single"/>
+        </w:tcBorders>
+        <w:vAlign w:val="bottom"/>
+      </w:tcPr>
+    </w:tblStylePr>
+  </w:style>
+  <w:style w:customStyle="1" w:styleId="DefinitionTerm" w:type="paragraph">
     <w:name w:val="Definition Term"/>
     <w:basedOn w:val="Normal"/>
     <w:next w:val="Definition"/>
@@ -3318,49 +3425,49 @@
       <w:b/>
     </w:rPr>
   </w:style>
-  <w:style w:type="paragraph" w:customStyle="1" w:styleId="Definition">
+  <w:style w:customStyle="1" w:styleId="Definition" w:type="paragraph">
     <w:name w:val="Definition"/>
     <w:basedOn w:val="Normal"/>
   </w:style>
-  <w:style w:type="paragraph" w:styleId="Caption">
+  <w:style w:styleId="Caption" w:type="paragraph">
     <w:name w:val="Caption"/>
     <w:basedOn w:val="Normal"/>
     <w:link w:val="BodyTextChar"/>
     <w:pPr>
-      <w:spacing w:before="0" w:after="120"/>
+      <w:spacing w:after="120" w:before="0"/>
     </w:pPr>
     <w:rPr>
       <w:i/>
     </w:rPr>
   </w:style>
-  <w:style w:type="paragraph" w:customStyle="1" w:styleId="TableCaption">
+  <w:style w:customStyle="1" w:styleId="TableCaption" w:type="paragraph">
     <w:name w:val="Table Caption"/>
     <w:basedOn w:val="Caption"/>
     <w:pPr>
       <w:keepNext/>
     </w:pPr>
   </w:style>
-  <w:style w:type="paragraph" w:customStyle="1" w:styleId="ImageCaption">
+  <w:style w:customStyle="1" w:styleId="ImageCaption" w:type="paragraph">
     <w:name w:val="Image Caption"/>
     <w:basedOn w:val="Caption"/>
   </w:style>
-  <w:style w:type="paragraph" w:customStyle="1" w:styleId="Figure">
+  <w:style w:customStyle="1" w:styleId="Figure" w:type="paragraph">
     <w:name w:val="Figure"/>
     <w:basedOn w:val="Normal"/>
   </w:style>
-  <w:style w:type="paragraph" w:customStyle="1" w:styleId="CaptionedFigure">
+  <w:style w:customStyle="1" w:styleId="CaptionedFigure" w:type="paragraph">
     <w:name w:val="Captioned Figure"/>
     <w:basedOn w:val="Figure"/>
     <w:pPr>
       <w:keepNext/>
     </w:pPr>
   </w:style>
-  <w:style w:type="character" w:customStyle="1" w:styleId="BodyTextChar">
+  <w:style w:customStyle="1" w:styleId="BodyTextChar" w:type="character">
     <w:name w:val="Body Text Char"/>
     <w:basedOn w:val="DefaultParagraphFont"/>
     <w:link w:val="BodyText"/>
   </w:style>
-  <w:style w:type="character" w:customStyle="1" w:styleId="VerbatimChar">
+  <w:style w:customStyle="1" w:styleId="VerbatimChar" w:type="character">
     <w:name w:val="Verbatim Char"/>
     <w:basedOn w:val="BodyTextChar"/>
     <w:rPr>
@@ -3368,21 +3475,25 @@
       <w:sz w:val="22"/>
     </w:rPr>
   </w:style>
-  <w:style w:type="character" w:styleId="FootnoteReference">
+  <w:style w:customStyle="1" w:styleId="SectionNumber" w:type="character">
+    <w:name w:val="Section Number"/>
+    <w:basedOn w:val="BodyTextChar"/>
+  </w:style>
+  <w:style w:styleId="FootnoteReference" w:type="character">
     <w:name w:val="Footnote Reference"/>
     <w:basedOn w:val="BodyTextChar"/>
     <w:rPr>
       <w:vertAlign w:val="superscript"/>
     </w:rPr>
   </w:style>
-  <w:style w:type="character" w:styleId="Hyperlink">
+  <w:style w:styleId="Hyperlink" w:type="character">
     <w:name w:val="Hyperlink"/>
     <w:basedOn w:val="BodyTextChar"/>
     <w:rPr>
-      <w:color w:val="4F81BD" w:themeColor="accent1"/>
-    </w:rPr>
-  </w:style>
-  <w:style w:type="paragraph" w:styleId="TOCHeading">
+      <w:color w:themeColor="accent1" w:val="4F81BD"/>
+    </w:rPr>
+  </w:style>
+  <w:style w:styleId="TOCHeading" w:type="paragraph">
     <w:name w:val="TOC Heading"/>
     <w:basedOn w:val="Heading1"/>
     <w:next w:val="BodyText"/>
@@ -3394,10 +3505,10 @@
       <w:outlineLvl w:val="9"/>
     </w:pPr>
     <w:rPr>
-      <w:rFonts w:asciiTheme="majorHAnsi" w:eastAsiaTheme="majorEastAsia" w:hAnsiTheme="majorHAnsi" w:cstheme="majorBidi"/>
+      <w:rFonts w:asciiTheme="majorHAnsi" w:cstheme="majorBidi" w:eastAsiaTheme="majorEastAsia" w:hAnsiTheme="majorHAnsi"/>
       <w:b w:val="0"/>
       <w:bCs w:val="0"/>
-      <w:color w:val="365F91" w:themeColor="accent1" w:themeShade="BF"/>
+      <w:color w:themeColor="accent1" w:themeShade="BF" w:val="365F91"/>
     </w:rPr>
   </w:style>
   <w:style w:type="paragraph" w:customStyle="1" w:styleId="SourceCode">
@@ -3412,8 +3523,8 @@
     <w:name w:val="KeywordTok"/>
     <w:basedOn w:val="VerbatimChar"/>
     <w:rPr>
+      <w:b/>
       <w:color w:val="007020"/>
-      <w:b/>
     </w:rPr>
   </w:style>
   <w:style w:type="character" w:customStyle="1" w:styleId="DataTypeTok">
@@ -3489,40 +3600,43 @@
   <w:style w:type="character" w:customStyle="1" w:styleId="ImportTok">
     <w:name w:val="ImportTok"/>
     <w:basedOn w:val="VerbatimChar"/>
-    <w:rPr/>
+    <w:rPr>
+      <w:b/>
+      <w:color w:val="008000"/>
+    </w:rPr>
   </w:style>
   <w:style w:type="character" w:customStyle="1" w:styleId="CommentTok">
     <w:name w:val="CommentTok"/>
     <w:basedOn w:val="VerbatimChar"/>
     <w:rPr>
+      <w:i/>
       <w:color w:val="60a0b0"/>
-      <w:i/>
     </w:rPr>
   </w:style>
   <w:style w:type="character" w:customStyle="1" w:styleId="DocumentationTok">
     <w:name w:val="DocumentationTok"/>
     <w:basedOn w:val="VerbatimChar"/>
     <w:rPr>
+      <w:i/>
       <w:color w:val="ba2121"/>
-      <w:i/>
     </w:rPr>
   </w:style>
   <w:style w:type="character" w:customStyle="1" w:styleId="AnnotationTok">
     <w:name w:val="AnnotationTok"/>
     <w:basedOn w:val="VerbatimChar"/>
     <w:rPr>
-      <w:color w:val="60a0b0"/>
       <w:b/>
       <w:i/>
+      <w:color w:val="60a0b0"/>
     </w:rPr>
   </w:style>
   <w:style w:type="character" w:customStyle="1" w:styleId="CommentVarTok">
     <w:name w:val="CommentVarTok"/>
     <w:basedOn w:val="VerbatimChar"/>
     <w:rPr>
-      <w:color w:val="60a0b0"/>
       <w:b/>
       <w:i/>
+      <w:color w:val="60a0b0"/>
     </w:rPr>
   </w:style>
   <w:style w:type="character" w:customStyle="1" w:styleId="OtherTok">
@@ -3550,8 +3664,8 @@
     <w:name w:val="ControlFlowTok"/>
     <w:basedOn w:val="VerbatimChar"/>
     <w:rPr>
+      <w:b/>
       <w:color w:val="007020"/>
-      <w:b/>
     </w:rPr>
   </w:style>
   <w:style w:type="character" w:customStyle="1" w:styleId="OperatorTok">
@@ -3564,7 +3678,9 @@
   <w:style w:type="character" w:customStyle="1" w:styleId="BuiltInTok">
     <w:name w:val="BuiltInTok"/>
     <w:basedOn w:val="VerbatimChar"/>
-    <w:rPr/>
+    <w:rPr>
+      <w:color w:val="008000"/>
+    </w:rPr>
   </w:style>
   <w:style w:type="character" w:customStyle="1" w:styleId="ExtensionTok">
     <w:name w:val="ExtensionTok"/>
@@ -3594,34 +3710,34 @@
     <w:name w:val="InformationTok"/>
     <w:basedOn w:val="VerbatimChar"/>
     <w:rPr>
-      <w:color w:val="60a0b0"/>
       <w:b/>
       <w:i/>
+      <w:color w:val="60a0b0"/>
     </w:rPr>
   </w:style>
   <w:style w:type="character" w:customStyle="1" w:styleId="WarningTok">
     <w:name w:val="WarningTok"/>
     <w:basedOn w:val="VerbatimChar"/>
     <w:rPr>
-      <w:color w:val="60a0b0"/>
       <w:b/>
       <w:i/>
+      <w:color w:val="60a0b0"/>
     </w:rPr>
   </w:style>
   <w:style w:type="character" w:customStyle="1" w:styleId="AlertTok">
     <w:name w:val="AlertTok"/>
     <w:basedOn w:val="VerbatimChar"/>
     <w:rPr>
+      <w:b/>
       <w:color w:val="ff0000"/>
-      <w:b/>
     </w:rPr>
   </w:style>
   <w:style w:type="character" w:customStyle="1" w:styleId="ErrorTok">
     <w:name w:val="ErrorTok"/>
     <w:basedOn w:val="VerbatimChar"/>
     <w:rPr>
+      <w:b/>
       <w:color w:val="ff0000"/>
-      <w:b/>
     </w:rPr>
   </w:style>
   <w:style w:type="character" w:customStyle="1" w:styleId="NormalTok">
@@ -3643,44 +3759,44 @@
         <a:sysClr val="window" lastClr="FFFFFF"/>
       </a:lt1>
       <a:dk2>
-        <a:srgbClr val="1F497D"/>
+        <a:srgbClr val="0E2841"/>
       </a:dk2>
       <a:lt2>
-        <a:srgbClr val="EEECE1"/>
+        <a:srgbClr val="E8E8E8"/>
       </a:lt2>
       <a:accent1>
-        <a:srgbClr val="4F81BD"/>
+        <a:srgbClr val="156082"/>
       </a:accent1>
       <a:accent2>
-        <a:srgbClr val="C0504D"/>
+        <a:srgbClr val="E97132"/>
       </a:accent2>
       <a:accent3>
-        <a:srgbClr val="9BBB59"/>
+        <a:srgbClr val="196B24"/>
       </a:accent3>
       <a:accent4>
-        <a:srgbClr val="8064A2"/>
+        <a:srgbClr val="0F9ED5"/>
       </a:accent4>
       <a:accent5>
-        <a:srgbClr val="4BACC6"/>
+        <a:srgbClr val="A02B93"/>
       </a:accent5>
       <a:accent6>
-        <a:srgbClr val="F79646"/>
+        <a:srgbClr val="4EA72E"/>
       </a:accent6>
       <a:hlink>
-        <a:srgbClr val="0000FF"/>
+        <a:srgbClr val="467886"/>
       </a:hlink>
       <a:folHlink>
-        <a:srgbClr val="800080"/>
+        <a:srgbClr val="96607D"/>
       </a:folHlink>
     </a:clrScheme>
     <a:fontScheme name="Office">
       <a:majorFont>
-        <a:latin typeface="Calibri"/>
+        <a:latin typeface="Aptos Display" panose="02110004020202020204"/>
         <a:ea typeface=""/>
         <a:cs typeface=""/>
-        <a:font script="Jpan" typeface="ＭＳ ゴシック"/>
+        <a:font script="Jpan" typeface="游ゴシック Light"/>
         <a:font script="Hang" typeface="맑은 고딕"/>
-        <a:font script="Hans" typeface="宋体"/>
+        <a:font script="Hans" typeface="等线 Light"/>
         <a:font script="Hant" typeface="新細明體"/>
         <a:font script="Arab" typeface="Times New Roman"/>
         <a:font script="Hebr" typeface="Times New Roman"/>
@@ -3707,14 +3823,32 @@
         <a:font script="Mong" typeface="Mongolian Baiti"/>
         <a:font script="Viet" typeface="Times New Roman"/>
         <a:font script="Uigh" typeface="Microsoft Uighur"/>
+        <a:font script="Geor" typeface="Sylfaen"/>
+        <a:font script="Armn" typeface="Arial"/>
+        <a:font script="Bugi" typeface="Leelawadee UI"/>
+        <a:font script="Bopo" typeface="Microsoft JhengHei"/>
+        <a:font script="Java" typeface="Javanese Text"/>
+        <a:font script="Lisu" typeface="Segoe UI"/>
+        <a:font script="Mymr" typeface="Myanmar Text"/>
+        <a:font script="Nkoo" typeface="Ebrima"/>
+        <a:font script="Olck" typeface="Nirmala UI"/>
+        <a:font script="Osma" typeface="Ebrima"/>
+        <a:font script="Phag" typeface="Phagspa"/>
+        <a:font script="Syrn" typeface="Estrangelo Edessa"/>
+        <a:font script="Syrj" typeface="Estrangelo Edessa"/>
+        <a:font script="Syre" typeface="Estrangelo Edessa"/>
+        <a:font script="Sora" typeface="Nirmala UI"/>
+        <a:font script="Tale" typeface="Microsoft Tai Le"/>
+        <a:font script="Talu" typeface="Microsoft New Tai Lue"/>
+        <a:font script="Tfng" typeface="Ebrima"/>
       </a:majorFont>
       <a:minorFont>
-        <a:latin typeface="Cambria"/>
+        <a:latin typeface="Aptos" panose="02110004020202020204"/>
         <a:ea typeface=""/>
         <a:cs typeface=""/>
-        <a:font script="Jpan" typeface="ＭＳ 明朝"/>
+        <a:font script="Jpan" typeface="游明朝"/>
         <a:font script="Hang" typeface="맑은 고딕"/>
-        <a:font script="Hans" typeface="宋体"/>
+        <a:font script="Hans" typeface="等线"/>
         <a:font script="Hant" typeface="新細明體"/>
         <a:font script="Arab" typeface="Arial"/>
         <a:font script="Hebr" typeface="Arial"/>
@@ -3741,6 +3875,24 @@
         <a:font script="Mong" typeface="Mongolian Baiti"/>
         <a:font script="Viet" typeface="Arial"/>
         <a:font script="Uigh" typeface="Microsoft Uighur"/>
+        <a:font script="Geor" typeface="Sylfaen"/>
+        <a:font script="Armn" typeface="Arial"/>
+        <a:font script="Bugi" typeface="Leelawadee UI"/>
+        <a:font script="Bopo" typeface="Microsoft JhengHei"/>
+        <a:font script="Java" typeface="Javanese Text"/>
+        <a:font script="Lisu" typeface="Segoe UI"/>
+        <a:font script="Mymr" typeface="Myanmar Text"/>
+        <a:font script="Nkoo" typeface="Ebrima"/>
+        <a:font script="Olck" typeface="Nirmala UI"/>
+        <a:font script="Osma" typeface="Ebrima"/>
+        <a:font script="Phag" typeface="Phagspa"/>
+        <a:font script="Syrn" typeface="Estrangelo Edessa"/>
+        <a:font script="Syrj" typeface="Estrangelo Edessa"/>
+        <a:font script="Syre" typeface="Estrangelo Edessa"/>
+        <a:font script="Sora" typeface="Nirmala UI"/>
+        <a:font script="Tale" typeface="Microsoft Tai Le"/>
+        <a:font script="Talu" typeface="Microsoft New Tai Lue"/>
+        <a:font script="Tfng" typeface="Ebrima"/>
       </a:minorFont>
     </a:fontScheme>
     <a:fmtScheme name="Office">
@@ -3752,200 +3904,141 @@
           <a:gsLst>
             <a:gs pos="0">
               <a:schemeClr val="phClr">
-                <a:tint val="50000"/>
-                <a:satMod val="300000"/>
+                <a:lumMod val="110000"/>
+                <a:satMod val="105000"/>
+                <a:tint val="67000"/>
               </a:schemeClr>
             </a:gs>
-            <a:gs pos="35000">
+            <a:gs pos="50000">
               <a:schemeClr val="phClr">
-                <a:tint val="37000"/>
-                <a:satMod val="300000"/>
+                <a:lumMod val="105000"/>
+                <a:satMod val="103000"/>
+                <a:tint val="73000"/>
               </a:schemeClr>
             </a:gs>
             <a:gs pos="100000">
               <a:schemeClr val="phClr">
-                <a:tint val="15000"/>
-                <a:satMod val="350000"/>
+                <a:lumMod val="105000"/>
+                <a:satMod val="109000"/>
+                <a:tint val="81000"/>
               </a:schemeClr>
             </a:gs>
           </a:gsLst>
-          <a:lin ang="16200000" scaled="1"/>
+          <a:lin ang="5400000" scaled="0"/>
         </a:gradFill>
         <a:gradFill rotWithShape="1">
           <a:gsLst>
             <a:gs pos="0">
               <a:schemeClr val="phClr">
-                <a:tint val="100000"/>
+                <a:satMod val="103000"/>
+                <a:lumMod val="102000"/>
+                <a:tint val="94000"/>
+              </a:schemeClr>
+            </a:gs>
+            <a:gs pos="50000">
+              <a:schemeClr val="phClr">
+                <a:satMod val="110000"/>
+                <a:lumMod val="100000"/>
                 <a:shade val="100000"/>
-                <a:satMod val="130000"/>
               </a:schemeClr>
             </a:gs>
             <a:gs pos="100000">
               <a:schemeClr val="phClr">
-                <a:tint val="50000"/>
-                <a:shade val="100000"/>
-                <a:satMod val="350000"/>
+                <a:lumMod val="99000"/>
+                <a:satMod val="120000"/>
+                <a:shade val="78000"/>
               </a:schemeClr>
             </a:gs>
           </a:gsLst>
-          <a:lin ang="16200000" scaled="0"/>
+          <a:lin ang="5400000" scaled="0"/>
         </a:gradFill>
       </a:fillStyleLst>
       <a:lnStyleLst>
-        <a:ln w="9525" cap="flat" cmpd="sng" algn="ctr">
-          <a:solidFill>
-            <a:schemeClr val="phClr">
-              <a:shade val="95000"/>
-              <a:satMod val="105000"/>
-            </a:schemeClr>
-          </a:solidFill>
-          <a:prstDash val="solid"/>
-        </a:ln>
-        <a:ln w="25400" cap="flat" cmpd="sng" algn="ctr">
+        <a:ln w="6350" cap="flat" cmpd="sng" algn="ctr">
           <a:solidFill>
             <a:schemeClr val="phClr"/>
           </a:solidFill>
           <a:prstDash val="solid"/>
+          <a:miter lim="800000"/>
         </a:ln>
-        <a:ln w="38100" cap="flat" cmpd="sng" algn="ctr">
+        <a:ln w="12700" cap="flat" cmpd="sng" algn="ctr">
           <a:solidFill>
             <a:schemeClr val="phClr"/>
           </a:solidFill>
           <a:prstDash val="solid"/>
+          <a:miter lim="800000"/>
+        </a:ln>
+        <a:ln w="19050" cap="flat" cmpd="sng" algn="ctr">
+          <a:solidFill>
+            <a:schemeClr val="phClr"/>
+          </a:solidFill>
+          <a:prstDash val="solid"/>
+          <a:miter lim="800000"/>
         </a:ln>
       </a:lnStyleLst>
       <a:effectStyleLst>
         <a:effectStyle>
+          <a:effectLst/>
+        </a:effectStyle>
+        <a:effectStyle>
+          <a:effectLst/>
+        </a:effectStyle>
+        <a:effectStyle>
           <a:effectLst>
-            <a:outerShdw blurRad="40000" dist="20000" dir="5400000" rotWithShape="0">
+            <a:outerShdw blurRad="57150" dist="19050" dir="5400000" algn="ctr" rotWithShape="0">
               <a:srgbClr val="000000">
-                <a:alpha val="38000"/>
+                <a:alpha val="63000"/>
               </a:srgbClr>
             </a:outerShdw>
           </a:effectLst>
-        </a:effectStyle>
-        <a:effectStyle>
-          <a:effectLst>
-            <a:outerShdw blurRad="40000" dist="23000" dir="5400000" rotWithShape="0">
-              <a:srgbClr val="000000">
-                <a:alpha val="35000"/>
-              </a:srgbClr>
-            </a:outerShdw>
-          </a:effectLst>
-        </a:effectStyle>
-        <a:effectStyle>
-          <a:effectLst>
-            <a:outerShdw blurRad="40000" dist="23000" dir="5400000" rotWithShape="0">
-              <a:srgbClr val="000000">
-                <a:alpha val="35000"/>
-              </a:srgbClr>
-            </a:outerShdw>
-          </a:effectLst>
-          <a:scene3d>
-            <a:camera prst="orthographicFront">
-              <a:rot lat="0" lon="0" rev="0"/>
-            </a:camera>
-            <a:lightRig rig="threePt" dir="t">
-              <a:rot lat="0" lon="0" rev="1200000"/>
-            </a:lightRig>
-          </a:scene3d>
-          <a:sp3d>
-            <a:bevelT w="63500" h="25400"/>
-          </a:sp3d>
         </a:effectStyle>
       </a:effectStyleLst>
       <a:bgFillStyleLst>
         <a:solidFill>
           <a:schemeClr val="phClr"/>
         </a:solidFill>
+        <a:solidFill>
+          <a:schemeClr val="phClr">
+            <a:tint val="95000"/>
+            <a:satMod val="170000"/>
+          </a:schemeClr>
+        </a:solidFill>
         <a:gradFill rotWithShape="1">
           <a:gsLst>
             <a:gs pos="0">
               <a:schemeClr val="phClr">
-                <a:tint val="40000"/>
-                <a:satMod val="350000"/>
+                <a:tint val="93000"/>
+                <a:satMod val="150000"/>
+                <a:shade val="98000"/>
+                <a:lumMod val="102000"/>
               </a:schemeClr>
             </a:gs>
-            <a:gs pos="40000">
+            <a:gs pos="50000">
               <a:schemeClr val="phClr">
-                <a:tint val="45000"/>
-                <a:shade val="99000"/>
-                <a:satMod val="350000"/>
+                <a:tint val="98000"/>
+                <a:satMod val="130000"/>
+                <a:shade val="90000"/>
+                <a:lumMod val="103000"/>
               </a:schemeClr>
             </a:gs>
             <a:gs pos="100000">
               <a:schemeClr val="phClr">
-                <a:shade val="20000"/>
-                <a:satMod val="255000"/>
+                <a:shade val="63000"/>
+                <a:satMod val="120000"/>
               </a:schemeClr>
             </a:gs>
           </a:gsLst>
-          <a:path path="circle">
-            <a:fillToRect l="50000" t="-80000" r="50000" b="180000"/>
-          </a:path>
-        </a:gradFill>
-        <a:gradFill rotWithShape="1">
-          <a:gsLst>
-            <a:gs pos="0">
-              <a:schemeClr val="phClr">
-                <a:tint val="80000"/>
-                <a:satMod val="300000"/>
-              </a:schemeClr>
-            </a:gs>
-            <a:gs pos="100000">
-              <a:schemeClr val="phClr">
-                <a:shade val="30000"/>
-                <a:satMod val="200000"/>
-              </a:schemeClr>
-            </a:gs>
-          </a:gsLst>
-          <a:path path="circle">
-            <a:fillToRect l="50000" t="50000" r="50000" b="50000"/>
-          </a:path>
+          <a:lin ang="5400000" scaled="0"/>
         </a:gradFill>
       </a:bgFillStyleLst>
     </a:fmtScheme>
   </a:themeElements>
-  <a:objectDefaults>
-    <a:spDef>
-      <a:spPr/>
-      <a:bodyPr/>
-      <a:lstStyle/>
-      <a:style>
-        <a:lnRef idx="1">
-          <a:schemeClr val="accent1"/>
-        </a:lnRef>
-        <a:fillRef idx="3">
-          <a:schemeClr val="accent1"/>
-        </a:fillRef>
-        <a:effectRef idx="2">
-          <a:schemeClr val="accent1"/>
-        </a:effectRef>
-        <a:fontRef idx="minor">
-          <a:schemeClr val="lt1"/>
-        </a:fontRef>
-      </a:style>
-    </a:spDef>
-    <a:lnDef>
-      <a:spPr/>
-      <a:bodyPr/>
-      <a:lstStyle/>
-      <a:style>
-        <a:lnRef idx="2">
-          <a:schemeClr val="accent1"/>
-        </a:lnRef>
-        <a:fillRef idx="0">
-          <a:schemeClr val="accent1"/>
-        </a:fillRef>
-        <a:effectRef idx="1">
-          <a:schemeClr val="accent1"/>
-        </a:effectRef>
-        <a:fontRef idx="minor">
-          <a:schemeClr val="tx1"/>
-        </a:fontRef>
-      </a:style>
-    </a:lnDef>
-  </a:objectDefaults>
+  <a:objectDefaults/>
   <a:extraClrSchemeLst/>
+  <a:extLst>
+    <a:ext uri="{05A4C25C-085E-4340-85A3-A5531E510DB2}">
+      <thm15:themeFamily xmlns:thm15="http://schemas.microsoft.com/office/thememl/2012/main" name="Office Theme" id="{2E142A2C-CD16-42D6-873A-C26D2A0506FA}" vid="{1BDDFF52-6CD6-40A5-AB3C-68EB2F1E4D0A}"/>
+    </a:ext>
+  </a:extLst>
 </a:theme>
 </file>